--- a/documentacion/Migraciones y datos iniciales.docx
+++ b/documentacion/Migraciones y datos iniciales.docx
@@ -448,7 +448,7 @@
     <w:sdt>
       <w:sdtPr>
         <w:alias w:val="Contenido"/>
-        <w:id w:val="-1105495140"/>
+        <w:id w:val="1759166758"/>
       </w:sdtPr>
       <w:sdtEndPr/>
       <w:sdtContent>
@@ -477,7 +477,7 @@
           <w:r>
             <w:fldChar w:fldCharType="separate"/>
           </w:r>
-          <w:hyperlink w:anchor="_Toc242792030" w:history="1">
+          <w:hyperlink w:anchor="_Toc243055295" w:history="1">
             <w:r>
               <w:rPr>
                 <w:rStyle w:val="Hipervnculo"/>
@@ -501,7 +501,7 @@
               <w:rPr>
                 <w:noProof/>
               </w:rPr>
-              <w:instrText xml:space="preserve"> PAGEREF _Toc242792030 \h </w:instrText>
+              <w:instrText xml:space="preserve"> PAGEREF _Toc243055295 \h </w:instrText>
             </w:r>
             <w:r>
               <w:rPr>
@@ -544,7 +544,7 @@
               <w14:ligatures w14:val="standardContextual"/>
             </w:rPr>
           </w:pPr>
-          <w:hyperlink w:anchor="_Toc242792031" w:history="1">
+          <w:hyperlink w:anchor="_Toc243055296" w:history="1">
             <w:r>
               <w:rPr>
                 <w:rStyle w:val="Hipervnculo"/>
@@ -568,7 +568,7 @@
               <w:rPr>
                 <w:noProof/>
               </w:rPr>
-              <w:instrText xml:space="preserve"> PAGEREF _Toc242792031 \h </w:instrText>
+              <w:instrText xml:space="preserve"> PAGEREF _Toc243055296 \h </w:instrText>
             </w:r>
             <w:r>
               <w:rPr>
@@ -611,7 +611,7 @@
               <w14:ligatures w14:val="standardContextual"/>
             </w:rPr>
           </w:pPr>
-          <w:hyperlink w:anchor="_Toc242792032" w:history="1">
+          <w:hyperlink w:anchor="_Toc243055297" w:history="1">
             <w:r>
               <w:rPr>
                 <w:rStyle w:val="Hipervnculo"/>
@@ -635,7 +635,7 @@
               <w:rPr>
                 <w:noProof/>
               </w:rPr>
-              <w:instrText xml:space="preserve"> PAGEREF _Toc242792032 \h </w:instrText>
+              <w:instrText xml:space="preserve"> PAGEREF _Toc243055297 \h </w:instrText>
             </w:r>
             <w:r>
               <w:rPr>
@@ -678,7 +678,7 @@
               <w14:ligatures w14:val="standardContextual"/>
             </w:rPr>
           </w:pPr>
-          <w:hyperlink w:anchor="_Toc242792033" w:history="1">
+          <w:hyperlink w:anchor="_Toc243055298" w:history="1">
             <w:r>
               <w:rPr>
                 <w:rStyle w:val="Hipervnculo"/>
@@ -702,7 +702,7 @@
               <w:rPr>
                 <w:noProof/>
               </w:rPr>
-              <w:instrText xml:space="preserve"> PAGEREF _Toc242792033 \h </w:instrText>
+              <w:instrText xml:space="preserve"> PAGEREF _Toc243055298 \h </w:instrText>
             </w:r>
             <w:r>
               <w:rPr>
@@ -745,7 +745,7 @@
               <w14:ligatures w14:val="standardContextual"/>
             </w:rPr>
           </w:pPr>
-          <w:hyperlink w:anchor="_Toc242792034" w:history="1">
+          <w:hyperlink w:anchor="_Toc243055299" w:history="1">
             <w:r>
               <w:rPr>
                 <w:rStyle w:val="Hipervnculo"/>
@@ -769,7 +769,7 @@
               <w:rPr>
                 <w:noProof/>
               </w:rPr>
-              <w:instrText xml:space="preserve"> PAGEREF _Toc242792034 \h </w:instrText>
+              <w:instrText xml:space="preserve"> PAGEREF _Toc243055299 \h </w:instrText>
             </w:r>
             <w:r>
               <w:rPr>
@@ -812,7 +812,7 @@
               <w14:ligatures w14:val="standardContextual"/>
             </w:rPr>
           </w:pPr>
-          <w:hyperlink w:anchor="_Toc242792035" w:history="1">
+          <w:hyperlink w:anchor="_Toc243055300" w:history="1">
             <w:r>
               <w:rPr>
                 <w:rStyle w:val="Hipervnculo"/>
@@ -836,7 +836,7 @@
               <w:rPr>
                 <w:noProof/>
               </w:rPr>
-              <w:instrText xml:space="preserve"> PAGEREF _Toc242792035 \h </w:instrText>
+              <w:instrText xml:space="preserve"> PAGEREF _Toc243055300 \h </w:instrText>
             </w:r>
             <w:r>
               <w:rPr>
@@ -879,7 +879,7 @@
               <w14:ligatures w14:val="standardContextual"/>
             </w:rPr>
           </w:pPr>
-          <w:hyperlink w:anchor="_Toc242792036" w:history="1">
+          <w:hyperlink w:anchor="_Toc243055301" w:history="1">
             <w:r>
               <w:rPr>
                 <w:rStyle w:val="Hipervnculo"/>
@@ -903,7 +903,7 @@
               <w:rPr>
                 <w:noProof/>
               </w:rPr>
-              <w:instrText xml:space="preserve"> PAGEREF _Toc242792036 \h </w:instrText>
+              <w:instrText xml:space="preserve"> PAGEREF _Toc243055301 \h </w:instrText>
             </w:r>
             <w:r>
               <w:rPr>
@@ -946,7 +946,7 @@
               <w14:ligatures w14:val="standardContextual"/>
             </w:rPr>
           </w:pPr>
-          <w:hyperlink w:anchor="_Toc242792037" w:history="1">
+          <w:hyperlink w:anchor="_Toc243055302" w:history="1">
             <w:r>
               <w:rPr>
                 <w:rStyle w:val="Hipervnculo"/>
@@ -970,7 +970,7 @@
               <w:rPr>
                 <w:noProof/>
               </w:rPr>
-              <w:instrText xml:space="preserve"> PAGEREF _Toc242792037 \h </w:instrText>
+              <w:instrText xml:space="preserve"> PAGEREF _Toc243055302 \h </w:instrText>
             </w:r>
             <w:r>
               <w:rPr>
@@ -1013,7 +1013,7 @@
               <w14:ligatures w14:val="standardContextual"/>
             </w:rPr>
           </w:pPr>
-          <w:hyperlink w:anchor="_Toc242792038" w:history="1">
+          <w:hyperlink w:anchor="_Toc243055303" w:history="1">
             <w:r>
               <w:rPr>
                 <w:rStyle w:val="Hipervnculo"/>
@@ -1037,7 +1037,7 @@
               <w:rPr>
                 <w:noProof/>
               </w:rPr>
-              <w:instrText xml:space="preserve"> PAGEREF _Toc242792038 \h </w:instrText>
+              <w:instrText xml:space="preserve"> PAGEREF _Toc243055303 \h </w:instrText>
             </w:r>
             <w:r>
               <w:rPr>
@@ -1081,7 +1081,7 @@
         <w:pStyle w:val="Ttulo1"/>
         <w:keepNext/>
       </w:pPr>
-      <w:bookmarkStart w:id="0" w:name="_Toc242792030"/>
+      <w:bookmarkStart w:id="0" w:name="_Toc243055295"/>
       <w:r>
         <w:t>1. Principio</w:t>
       </w:r>
@@ -1155,7 +1155,7 @@
         <w:pStyle w:val="Ttulo1"/>
         <w:keepNext/>
       </w:pPr>
-      <w:bookmarkStart w:id="1" w:name="_Toc242792031"/>
+      <w:bookmarkStart w:id="1" w:name="_Toc243055296"/>
       <w:r>
         <w:t>2. Historia</w:t>
       </w:r>
@@ -1278,7 +1278,7 @@
         <w:spacing w:after="60" w:line="264" w:lineRule="auto"/>
       </w:pPr>
       <w:r>
-        <w:t>Desde entonces hay 100 migraciones en total; el CI las aplica todas sobre un Postgres vacío en cada push y verifica que el resultado coincida con el schema.</w:t>
+        <w:t>Desde entonces hay 103 migraciones en total; el CI las aplica todas sobre un Postgres vacío en cada push y verifica que el resultado coincida con el schema.</w:t>
       </w:r>
     </w:p>
     <w:p>
@@ -1286,7 +1286,7 @@
         <w:pStyle w:val="Ttulo1"/>
         <w:keepNext/>
       </w:pPr>
-      <w:bookmarkStart w:id="2" w:name="_Toc242792032"/>
+      <w:bookmarkStart w:id="2" w:name="_Toc243055297"/>
       <w:r>
         <w:t>3. Flujo para cambiar el modelo</w:t>
       </w:r>
@@ -1484,7 +1484,7 @@
         <w:pStyle w:val="Ttulo1"/>
         <w:keepNext/>
       </w:pPr>
-      <w:bookmarkStart w:id="3" w:name="_Toc242792033"/>
+      <w:bookmarkStart w:id="3" w:name="_Toc243055298"/>
       <w:r>
         <w:t>4. Datos iniciales</w:t>
       </w:r>
@@ -1495,7 +1495,7 @@
         <w:pStyle w:val="Ttulo2"/>
         <w:keepNext/>
       </w:pPr>
-      <w:bookmarkStart w:id="4" w:name="_Toc242792034"/>
+      <w:bookmarkStart w:id="4" w:name="_Toc243055299"/>
       <w:r>
         <w:t>4.1 Seed: primer administrador</w:t>
       </w:r>
@@ -1870,7 +1870,7 @@
         <w:pStyle w:val="Ttulo2"/>
         <w:keepNext/>
       </w:pPr>
-      <w:bookmarkStart w:id="5" w:name="_Toc242792035"/>
+      <w:bookmarkStart w:id="5" w:name="_Toc243055300"/>
       <w:r>
         <w:t>4.2 Catálogos base creados por las migraciones</w:t>
       </w:r>
@@ -2756,7 +2756,7 @@
         <w:pStyle w:val="Ttulo2"/>
         <w:keepNext/>
       </w:pPr>
-      <w:bookmarkStart w:id="6" w:name="_Toc242792036"/>
+      <w:bookmarkStart w:id="6" w:name="_Toc243055301"/>
       <w:r>
         <w:t>4.3 Orden recomendado para una instalación nueva</w:t>
       </w:r>
@@ -2922,7 +2922,7 @@
         <w:pStyle w:val="Ttulo1"/>
         <w:keepNext/>
       </w:pPr>
-      <w:bookmarkStart w:id="7" w:name="_Toc242792037"/>
+      <w:bookmarkStart w:id="7" w:name="_Toc243055302"/>
       <w:r>
         <w:t>5. Bases de datos de trabajo</w:t>
       </w:r>
@@ -3350,7 +3350,7 @@
         <w:pStyle w:val="Ttulo1"/>
         <w:keepNext/>
       </w:pPr>
-      <w:bookmarkStart w:id="8" w:name="_Toc242792038"/>
+      <w:bookmarkStart w:id="8" w:name="_Toc243055303"/>
       <w:r>
         <w:t>6. Lista de migraciones</w:t>
       </w:r>
@@ -15222,6 +15222,361 @@
             <w:pPr>
               <w:spacing w:line="252" w:lineRule="auto"/>
             </w:pPr>
+          </w:p>
+        </w:tc>
+      </w:tr>
+      <w:tr>
+        <w:trPr>
+          <w:cantSplit/>
+        </w:trPr>
+        <w:tc>
+          <w:tcPr>
+            <w:tcW w:w="4047" w:type="dxa"/>
+            <w:tcBorders>
+              <w:top w:val="single" w:sz="4" w:space="0" w:color="D1D5DB"/>
+              <w:left w:val="single" w:sz="4" w:space="0" w:color="D1D5DB"/>
+              <w:bottom w:val="single" w:sz="4" w:space="0" w:color="D1D5DB"/>
+              <w:right w:val="single" w:sz="4" w:space="0" w:color="D1D5DB"/>
+            </w:tcBorders>
+            <w:tcMar>
+              <w:top w:w="50" w:type="dxa"/>
+              <w:left w:w="90" w:type="dxa"/>
+              <w:bottom w:w="50" w:type="dxa"/>
+              <w:right w:w="90" w:type="dxa"/>
+            </w:tcMar>
+          </w:tcPr>
+          <w:p>
+            <w:pPr>
+              <w:spacing w:line="252" w:lineRule="auto"/>
+            </w:pPr>
+            <w:r>
+              <w:rPr>
+                <w:rFonts w:ascii="Consolas" w:eastAsia="Consolas" w:hAnsi="Consolas" w:cs="Consolas"/>
+                <w:color w:val="374151"/>
+                <w:sz w:val="16"/>
+                <w:szCs w:val="16"/>
+              </w:rPr>
+              <w:t>20261016144317_linea_sede_disponible</w:t>
+            </w:r>
+          </w:p>
+        </w:tc>
+        <w:tc>
+          <w:tcPr>
+            <w:tcW w:w="1349" w:type="dxa"/>
+            <w:tcBorders>
+              <w:top w:val="single" w:sz="4" w:space="0" w:color="D1D5DB"/>
+              <w:left w:val="single" w:sz="4" w:space="0" w:color="D1D5DB"/>
+              <w:bottom w:val="single" w:sz="4" w:space="0" w:color="D1D5DB"/>
+              <w:right w:val="single" w:sz="4" w:space="0" w:color="D1D5DB"/>
+            </w:tcBorders>
+            <w:tcMar>
+              <w:top w:w="50" w:type="dxa"/>
+              <w:left w:w="90" w:type="dxa"/>
+              <w:bottom w:w="50" w:type="dxa"/>
+              <w:right w:w="90" w:type="dxa"/>
+            </w:tcMar>
+          </w:tcPr>
+          <w:p>
+            <w:pPr>
+              <w:spacing w:line="252" w:lineRule="auto"/>
+            </w:pPr>
+            <w:r>
+              <w:rPr>
+                <w:sz w:val="18"/>
+                <w:szCs w:val="18"/>
+              </w:rPr>
+              <w:t>16-10-2026</w:t>
+            </w:r>
+          </w:p>
+        </w:tc>
+        <w:tc>
+          <w:tcPr>
+            <w:tcW w:w="3469" w:type="dxa"/>
+            <w:tcBorders>
+              <w:top w:val="single" w:sz="4" w:space="0" w:color="D1D5DB"/>
+              <w:left w:val="single" w:sz="4" w:space="0" w:color="D1D5DB"/>
+              <w:bottom w:val="single" w:sz="4" w:space="0" w:color="D1D5DB"/>
+              <w:right w:val="single" w:sz="4" w:space="0" w:color="D1D5DB"/>
+            </w:tcBorders>
+            <w:tcMar>
+              <w:top w:w="50" w:type="dxa"/>
+              <w:left w:w="90" w:type="dxa"/>
+              <w:bottom w:w="50" w:type="dxa"/>
+              <w:right w:w="90" w:type="dxa"/>
+            </w:tcMar>
+          </w:tcPr>
+          <w:p>
+            <w:pPr>
+              <w:spacing w:line="252" w:lineRule="auto"/>
+            </w:pPr>
+            <w:r>
+              <w:rPr>
+                <w:sz w:val="18"/>
+                <w:szCs w:val="18"/>
+              </w:rPr>
+              <w:t>linea sede disponible</w:t>
+            </w:r>
+          </w:p>
+        </w:tc>
+        <w:tc>
+          <w:tcPr>
+            <w:tcW w:w="773" w:type="dxa"/>
+            <w:tcBorders>
+              <w:top w:val="single" w:sz="4" w:space="0" w:color="D1D5DB"/>
+              <w:left w:val="single" w:sz="4" w:space="0" w:color="D1D5DB"/>
+              <w:bottom w:val="single" w:sz="4" w:space="0" w:color="D1D5DB"/>
+              <w:right w:val="single" w:sz="4" w:space="0" w:color="D1D5DB"/>
+            </w:tcBorders>
+            <w:tcMar>
+              <w:top w:w="50" w:type="dxa"/>
+              <w:left w:w="90" w:type="dxa"/>
+              <w:bottom w:w="50" w:type="dxa"/>
+              <w:right w:w="90" w:type="dxa"/>
+            </w:tcMar>
+          </w:tcPr>
+          <w:p>
+            <w:pPr>
+              <w:spacing w:line="252" w:lineRule="auto"/>
+            </w:pPr>
+          </w:p>
+        </w:tc>
+      </w:tr>
+      <w:tr>
+        <w:trPr>
+          <w:cantSplit/>
+        </w:trPr>
+        <w:tc>
+          <w:tcPr>
+            <w:tcW w:w="4047" w:type="dxa"/>
+            <w:tcBorders>
+              <w:top w:val="single" w:sz="4" w:space="0" w:color="D1D5DB"/>
+              <w:left w:val="single" w:sz="4" w:space="0" w:color="D1D5DB"/>
+              <w:bottom w:val="single" w:sz="4" w:space="0" w:color="D1D5DB"/>
+              <w:right w:val="single" w:sz="4" w:space="0" w:color="D1D5DB"/>
+            </w:tcBorders>
+            <w:tcMar>
+              <w:top w:w="50" w:type="dxa"/>
+              <w:left w:w="90" w:type="dxa"/>
+              <w:bottom w:w="50" w:type="dxa"/>
+              <w:right w:w="90" w:type="dxa"/>
+            </w:tcMar>
+          </w:tcPr>
+          <w:p>
+            <w:pPr>
+              <w:spacing w:line="252" w:lineRule="auto"/>
+            </w:pPr>
+            <w:r>
+              <w:rPr>
+                <w:rFonts w:ascii="Consolas" w:eastAsia="Consolas" w:hAnsi="Consolas" w:cs="Consolas"/>
+                <w:color w:val="374151"/>
+                <w:sz w:val="16"/>
+                <w:szCs w:val="16"/>
+              </w:rPr>
+              <w:t>20261016165303_quitar_guia_sin_uso_de_solicitud</w:t>
+            </w:r>
+          </w:p>
+        </w:tc>
+        <w:tc>
+          <w:tcPr>
+            <w:tcW w:w="1349" w:type="dxa"/>
+            <w:tcBorders>
+              <w:top w:val="single" w:sz="4" w:space="0" w:color="D1D5DB"/>
+              <w:left w:val="single" w:sz="4" w:space="0" w:color="D1D5DB"/>
+              <w:bottom w:val="single" w:sz="4" w:space="0" w:color="D1D5DB"/>
+              <w:right w:val="single" w:sz="4" w:space="0" w:color="D1D5DB"/>
+            </w:tcBorders>
+            <w:tcMar>
+              <w:top w:w="50" w:type="dxa"/>
+              <w:left w:w="90" w:type="dxa"/>
+              <w:bottom w:w="50" w:type="dxa"/>
+              <w:right w:w="90" w:type="dxa"/>
+            </w:tcMar>
+          </w:tcPr>
+          <w:p>
+            <w:pPr>
+              <w:spacing w:line="252" w:lineRule="auto"/>
+            </w:pPr>
+            <w:r>
+              <w:rPr>
+                <w:sz w:val="18"/>
+                <w:szCs w:val="18"/>
+              </w:rPr>
+              <w:t>16-10-2026</w:t>
+            </w:r>
+          </w:p>
+        </w:tc>
+        <w:tc>
+          <w:tcPr>
+            <w:tcW w:w="3469" w:type="dxa"/>
+            <w:tcBorders>
+              <w:top w:val="single" w:sz="4" w:space="0" w:color="D1D5DB"/>
+              <w:left w:val="single" w:sz="4" w:space="0" w:color="D1D5DB"/>
+              <w:bottom w:val="single" w:sz="4" w:space="0" w:color="D1D5DB"/>
+              <w:right w:val="single" w:sz="4" w:space="0" w:color="D1D5DB"/>
+            </w:tcBorders>
+            <w:tcMar>
+              <w:top w:w="50" w:type="dxa"/>
+              <w:left w:w="90" w:type="dxa"/>
+              <w:bottom w:w="50" w:type="dxa"/>
+              <w:right w:w="90" w:type="dxa"/>
+            </w:tcMar>
+          </w:tcPr>
+          <w:p>
+            <w:pPr>
+              <w:spacing w:line="252" w:lineRule="auto"/>
+            </w:pPr>
+            <w:r>
+              <w:rPr>
+                <w:sz w:val="18"/>
+                <w:szCs w:val="18"/>
+              </w:rPr>
+              <w:t>quitar guia sin uso de solicitud</w:t>
+            </w:r>
+          </w:p>
+        </w:tc>
+        <w:tc>
+          <w:tcPr>
+            <w:tcW w:w="773" w:type="dxa"/>
+            <w:tcBorders>
+              <w:top w:val="single" w:sz="4" w:space="0" w:color="D1D5DB"/>
+              <w:left w:val="single" w:sz="4" w:space="0" w:color="D1D5DB"/>
+              <w:bottom w:val="single" w:sz="4" w:space="0" w:color="D1D5DB"/>
+              <w:right w:val="single" w:sz="4" w:space="0" w:color="D1D5DB"/>
+            </w:tcBorders>
+            <w:tcMar>
+              <w:top w:w="50" w:type="dxa"/>
+              <w:left w:w="90" w:type="dxa"/>
+              <w:bottom w:w="50" w:type="dxa"/>
+              <w:right w:w="90" w:type="dxa"/>
+            </w:tcMar>
+          </w:tcPr>
+          <w:p>
+            <w:pPr>
+              <w:spacing w:line="252" w:lineRule="auto"/>
+            </w:pPr>
+          </w:p>
+        </w:tc>
+      </w:tr>
+      <w:tr>
+        <w:trPr>
+          <w:cantSplit/>
+        </w:trPr>
+        <w:tc>
+          <w:tcPr>
+            <w:tcW w:w="4047" w:type="dxa"/>
+            <w:tcBorders>
+              <w:top w:val="single" w:sz="4" w:space="0" w:color="D1D5DB"/>
+              <w:left w:val="single" w:sz="4" w:space="0" w:color="D1D5DB"/>
+              <w:bottom w:val="single" w:sz="4" w:space="0" w:color="D1D5DB"/>
+              <w:right w:val="single" w:sz="4" w:space="0" w:color="D1D5DB"/>
+            </w:tcBorders>
+            <w:tcMar>
+              <w:top w:w="50" w:type="dxa"/>
+              <w:left w:w="90" w:type="dxa"/>
+              <w:bottom w:w="50" w:type="dxa"/>
+              <w:right w:w="90" w:type="dxa"/>
+            </w:tcMar>
+          </w:tcPr>
+          <w:p>
+            <w:pPr>
+              <w:spacing w:line="252" w:lineRule="auto"/>
+            </w:pPr>
+            <w:r>
+              <w:rPr>
+                <w:rFonts w:ascii="Consolas" w:eastAsia="Consolas" w:hAnsi="Consolas" w:cs="Consolas"/>
+                <w:color w:val="374151"/>
+                <w:sz w:val="16"/>
+                <w:szCs w:val="16"/>
+              </w:rPr>
+              <w:t>20261016171000_activos_catalogos_con_llave</w:t>
+            </w:r>
+          </w:p>
+        </w:tc>
+        <w:tc>
+          <w:tcPr>
+            <w:tcW w:w="1349" w:type="dxa"/>
+            <w:tcBorders>
+              <w:top w:val="single" w:sz="4" w:space="0" w:color="D1D5DB"/>
+              <w:left w:val="single" w:sz="4" w:space="0" w:color="D1D5DB"/>
+              <w:bottom w:val="single" w:sz="4" w:space="0" w:color="D1D5DB"/>
+              <w:right w:val="single" w:sz="4" w:space="0" w:color="D1D5DB"/>
+            </w:tcBorders>
+            <w:tcMar>
+              <w:top w:w="50" w:type="dxa"/>
+              <w:left w:w="90" w:type="dxa"/>
+              <w:bottom w:w="50" w:type="dxa"/>
+              <w:right w:w="90" w:type="dxa"/>
+            </w:tcMar>
+          </w:tcPr>
+          <w:p>
+            <w:pPr>
+              <w:spacing w:line="252" w:lineRule="auto"/>
+            </w:pPr>
+            <w:r>
+              <w:rPr>
+                <w:sz w:val="18"/>
+                <w:szCs w:val="18"/>
+              </w:rPr>
+              <w:t>16-10-2026</w:t>
+            </w:r>
+          </w:p>
+        </w:tc>
+        <w:tc>
+          <w:tcPr>
+            <w:tcW w:w="3469" w:type="dxa"/>
+            <w:tcBorders>
+              <w:top w:val="single" w:sz="4" w:space="0" w:color="D1D5DB"/>
+              <w:left w:val="single" w:sz="4" w:space="0" w:color="D1D5DB"/>
+              <w:bottom w:val="single" w:sz="4" w:space="0" w:color="D1D5DB"/>
+              <w:right w:val="single" w:sz="4" w:space="0" w:color="D1D5DB"/>
+            </w:tcBorders>
+            <w:tcMar>
+              <w:top w:w="50" w:type="dxa"/>
+              <w:left w:w="90" w:type="dxa"/>
+              <w:bottom w:w="50" w:type="dxa"/>
+              <w:right w:w="90" w:type="dxa"/>
+            </w:tcMar>
+          </w:tcPr>
+          <w:p>
+            <w:pPr>
+              <w:spacing w:line="252" w:lineRule="auto"/>
+            </w:pPr>
+            <w:r>
+              <w:rPr>
+                <w:sz w:val="18"/>
+                <w:szCs w:val="18"/>
+              </w:rPr>
+              <w:t>activos catalogos con llave</w:t>
+            </w:r>
+          </w:p>
+        </w:tc>
+        <w:tc>
+          <w:tcPr>
+            <w:tcW w:w="773" w:type="dxa"/>
+            <w:tcBorders>
+              <w:top w:val="single" w:sz="4" w:space="0" w:color="D1D5DB"/>
+              <w:left w:val="single" w:sz="4" w:space="0" w:color="D1D5DB"/>
+              <w:bottom w:val="single" w:sz="4" w:space="0" w:color="D1D5DB"/>
+              <w:right w:val="single" w:sz="4" w:space="0" w:color="D1D5DB"/>
+            </w:tcBorders>
+            <w:tcMar>
+              <w:top w:w="50" w:type="dxa"/>
+              <w:left w:w="90" w:type="dxa"/>
+              <w:bottom w:w="50" w:type="dxa"/>
+              <w:right w:w="90" w:type="dxa"/>
+            </w:tcMar>
+          </w:tcPr>
+          <w:p>
+            <w:pPr>
+              <w:spacing w:line="252" w:lineRule="auto"/>
+            </w:pPr>
+            <w:r>
+              <w:rPr>
+                <w:sz w:val="18"/>
+                <w:szCs w:val="18"/>
+              </w:rPr>
+              <w:t>Sí</w:t>
+            </w:r>
           </w:p>
         </w:tc>
       </w:tr>
@@ -15420,10 +15775,10 @@
 <file path=word/numbering.xml><?xml version="1.0" encoding="utf-8"?>
 <w:numbering xmlns:wpc="http://schemas.microsoft.com/office/word/2010/wordprocessingCanvas" xmlns:cx="http://schemas.microsoft.com/office/drawing/2014/chartex" xmlns:cx1="http://schemas.microsoft.com/office/drawing/2015/9/8/chartex" xmlns:cx2="http://schemas.microsoft.com/office/drawing/2015/10/21/chartex" xmlns:cx3="http://schemas.microsoft.com/office/drawing/2016/5/9/chartex" xmlns:cx4="http://schemas.microsoft.com/office/drawing/2016/5/10/chartex" xmlns:cx5="http://schemas.microsoft.com/office/drawing/2016/5/11/chartex" xmlns:cx6="http://schemas.microsoft.com/office/drawing/2016/5/12/chartex" xmlns:cx7="http://schemas.microsoft.com/office/drawing/2016/5/13/chartex" xmlns:cx8="http://schemas.microsoft.com/office/drawing/2016/5/14/chartex" xmlns:mc="http://schemas.openxmlformats.org/markup-compatibility/2006" xmlns:aink="http://schemas.microsoft.com/office/drawing/2016/ink" xmlns:am3d="http://schemas.microsoft.com/office/drawing/2017/model3d" xmlns:o="urn:schemas-microsoft-com:office:office" xmlns:oel="http://schemas.microsoft.com/office/2019/extlst" xmlns:r="http://schemas.openxmlformats.org/officeDocument/2006/relationships" xmlns:m="http://schemas.openxmlformats.org/officeDocument/2006/math" xmlns:v="urn:schemas-microsoft-com:vml" xmlns:wp14="http://schemas.microsoft.com/office/word/2010/wordprocessingDrawing" xmlns:wp="http://schemas.openxmlformats.org/drawingml/2006/wordprocessingDrawing" xmlns:w10="urn:schemas-microsoft-com:office:word" xmlns:w="http://schemas.openxmlformats.org/wordprocessingml/2006/main" xmlns:w14="http://schemas.microsoft.com/office/word/2010/wordml" xmlns:w15="http://schemas.microsoft.com/office/word/2012/wordml" xmlns:w16cex="http://schemas.microsoft.com/office/word/2018/wordml/cex" xmlns:w16cid="http://schemas.microsoft.com/office/word/2016/wordml/cid" xmlns:w16="http://schemas.microsoft.com/office/word/2018/wordml" xmlns:w16du="http://schemas.microsoft.com/office/word/2023/wordml/word16du" xmlns:w16sdtdh="http://schemas.microsoft.com/office/word/2020/wordml/sdtdatahash" xmlns:w16sdtfl="http://schemas.microsoft.com/office/word/2024/wordml/sdtformatlock" xmlns:w16se="http://schemas.microsoft.com/office/word/2015/wordml/symex" xmlns:wpg="http://schemas.microsoft.com/office/word/2010/wordprocessingGroup" xmlns:wpi="http://schemas.microsoft.com/office/word/2010/wordprocessingInk" xmlns:wne="http://schemas.microsoft.com/office/word/2006/wordml" xmlns:wps="http://schemas.microsoft.com/office/word/2010/wordprocessingShape" mc:Ignorable="w14 w15 w16se w16cid w16 w16cex w16sdtdh w16sdtfl w16du wp14">
   <w:abstractNum w:abstractNumId="0" w15:restartNumberingAfterBreak="0">
-    <w:nsid w:val="0D0D70A6"/>
+    <w:nsid w:val="27022124"/>
     <w:multiLevelType w:val="hybridMultilevel"/>
-    <w:tmpl w:val="D242C6F0"/>
-    <w:lvl w:ilvl="0" w:tplc="A17A7620" w:tentative="1">
+    <w:tmpl w:val="3F60D7E4"/>
+    <w:lvl w:ilvl="0" w:tplc="E872F07A" w:tentative="1">
       <w:start w:val="1"/>
       <w:numFmt w:val="bullet"/>
       <w:lvlText w:val="●"/>
@@ -15432,7 +15787,7 @@
         <w:ind w:left="720" w:hanging="360"/>
       </w:pPr>
     </w:lvl>
-    <w:lvl w:ilvl="1" w:tplc="088A02E0" w:tentative="1">
+    <w:lvl w:ilvl="1" w:tplc="F710BF4C" w:tentative="1">
       <w:start w:val="1"/>
       <w:numFmt w:val="bullet"/>
       <w:lvlText w:val="○"/>
@@ -15441,7 +15796,7 @@
         <w:ind w:left="1440" w:hanging="360"/>
       </w:pPr>
     </w:lvl>
-    <w:lvl w:ilvl="2" w:tplc="C73619D2" w:tentative="1">
+    <w:lvl w:ilvl="2" w:tplc="6CC089E2" w:tentative="1">
       <w:start w:val="1"/>
       <w:numFmt w:val="bullet"/>
       <w:lvlText w:val="■"/>
@@ -15450,7 +15805,7 @@
         <w:ind w:left="2160" w:hanging="360"/>
       </w:pPr>
     </w:lvl>
-    <w:lvl w:ilvl="3" w:tplc="DE32A598" w:tentative="1">
+    <w:lvl w:ilvl="3" w:tplc="142C356A" w:tentative="1">
       <w:start w:val="1"/>
       <w:numFmt w:val="bullet"/>
       <w:lvlText w:val="●"/>
@@ -15459,7 +15814,7 @@
         <w:ind w:left="2880" w:hanging="360"/>
       </w:pPr>
     </w:lvl>
-    <w:lvl w:ilvl="4" w:tplc="63901248" w:tentative="1">
+    <w:lvl w:ilvl="4" w:tplc="6D34EE14" w:tentative="1">
       <w:start w:val="1"/>
       <w:numFmt w:val="bullet"/>
       <w:lvlText w:val="○"/>
@@ -15468,7 +15823,7 @@
         <w:ind w:left="3600" w:hanging="360"/>
       </w:pPr>
     </w:lvl>
-    <w:lvl w:ilvl="5" w:tplc="C63EC3D8" w:tentative="1">
+    <w:lvl w:ilvl="5" w:tplc="3F0AE79C" w:tentative="1">
       <w:start w:val="1"/>
       <w:numFmt w:val="bullet"/>
       <w:lvlText w:val="■"/>
@@ -15477,7 +15832,7 @@
         <w:ind w:left="4320" w:hanging="360"/>
       </w:pPr>
     </w:lvl>
-    <w:lvl w:ilvl="6" w:tplc="CBBEEE0A" w:tentative="1">
+    <w:lvl w:ilvl="6" w:tplc="0DCED2D8" w:tentative="1">
       <w:start w:val="1"/>
       <w:numFmt w:val="bullet"/>
       <w:lvlText w:val="●"/>
@@ -15486,7 +15841,7 @@
         <w:ind w:left="5040" w:hanging="360"/>
       </w:pPr>
     </w:lvl>
-    <w:lvl w:ilvl="7" w:tplc="8A52E610" w:tentative="1">
+    <w:lvl w:ilvl="7" w:tplc="5C2EC8F2" w:tentative="1">
       <w:start w:val="1"/>
       <w:numFmt w:val="bullet"/>
       <w:lvlText w:val="●"/>
@@ -15495,7 +15850,7 @@
         <w:ind w:left="5760" w:hanging="360"/>
       </w:pPr>
     </w:lvl>
-    <w:lvl w:ilvl="8" w:tplc="ACA6FCC8" w:tentative="1">
+    <w:lvl w:ilvl="8" w:tplc="7DE069B6" w:tentative="1">
       <w:start w:val="1"/>
       <w:numFmt w:val="bullet"/>
       <w:lvlText w:val="●"/>
@@ -15506,10 +15861,64 @@
     </w:lvl>
   </w:abstractNum>
   <w:abstractNum w:abstractNumId="1" w15:restartNumberingAfterBreak="0">
-    <w:nsid w:val="24D66730"/>
+    <w:nsid w:val="3A784E8F"/>
     <w:multiLevelType w:val="hybridMultilevel"/>
-    <w:tmpl w:val="B4ACAC4E"/>
-    <w:lvl w:ilvl="0" w:tplc="96A0DBA8">
+    <w:tmpl w:val="034AA0DC"/>
+    <w:lvl w:ilvl="0" w:tplc="AF225270">
+      <w:start w:val="1"/>
+      <w:numFmt w:val="decimal"/>
+      <w:lvlText w:val="%1."/>
+      <w:lvlJc w:val="left"/>
+      <w:pPr>
+        <w:ind w:left="420" w:hanging="300"/>
+      </w:pPr>
+    </w:lvl>
+    <w:lvl w:ilvl="1" w:tplc="F848A446">
+      <w:numFmt w:val="decimal"/>
+      <w:lvlText w:val=""/>
+      <w:lvlJc w:val="left"/>
+    </w:lvl>
+    <w:lvl w:ilvl="2" w:tplc="8B9EBC1C">
+      <w:numFmt w:val="decimal"/>
+      <w:lvlText w:val=""/>
+      <w:lvlJc w:val="left"/>
+    </w:lvl>
+    <w:lvl w:ilvl="3" w:tplc="04A811B0">
+      <w:numFmt w:val="decimal"/>
+      <w:lvlText w:val=""/>
+      <w:lvlJc w:val="left"/>
+    </w:lvl>
+    <w:lvl w:ilvl="4" w:tplc="FEDAB1F2">
+      <w:numFmt w:val="decimal"/>
+      <w:lvlText w:val=""/>
+      <w:lvlJc w:val="left"/>
+    </w:lvl>
+    <w:lvl w:ilvl="5" w:tplc="2F9E3C70">
+      <w:numFmt w:val="decimal"/>
+      <w:lvlText w:val=""/>
+      <w:lvlJc w:val="left"/>
+    </w:lvl>
+    <w:lvl w:ilvl="6" w:tplc="12C45980">
+      <w:numFmt w:val="decimal"/>
+      <w:lvlText w:val=""/>
+      <w:lvlJc w:val="left"/>
+    </w:lvl>
+    <w:lvl w:ilvl="7" w:tplc="EFFAD26C">
+      <w:numFmt w:val="decimal"/>
+      <w:lvlText w:val=""/>
+      <w:lvlJc w:val="left"/>
+    </w:lvl>
+    <w:lvl w:ilvl="8" w:tplc="288272FA">
+      <w:numFmt w:val="decimal"/>
+      <w:lvlText w:val=""/>
+      <w:lvlJc w:val="left"/>
+    </w:lvl>
+  </w:abstractNum>
+  <w:abstractNum w:abstractNumId="2" w15:restartNumberingAfterBreak="0">
+    <w:nsid w:val="5E582A9C"/>
+    <w:multiLevelType w:val="hybridMultilevel"/>
+    <w:tmpl w:val="C90A2F36"/>
+    <w:lvl w:ilvl="0" w:tplc="AFE677B2">
       <w:start w:val="1"/>
       <w:numFmt w:val="bullet"/>
       <w:lvlText w:val="•"/>
@@ -15518,7 +15927,7 @@
         <w:ind w:left="400" w:hanging="260"/>
       </w:pPr>
     </w:lvl>
-    <w:lvl w:ilvl="1" w:tplc="4400059A" w:tentative="1">
+    <w:lvl w:ilvl="1" w:tplc="5A26EFA0" w:tentative="1">
       <w:start w:val="1"/>
       <w:numFmt w:val="bullet"/>
       <w:lvlText w:val="–"/>
@@ -15527,7 +15936,7 @@
         <w:ind w:left="760" w:hanging="260"/>
       </w:pPr>
     </w:lvl>
-    <w:lvl w:ilvl="2" w:tplc="27A680C2" w:tentative="1">
+    <w:lvl w:ilvl="2" w:tplc="7D56A856" w:tentative="1">
       <w:start w:val="1"/>
       <w:numFmt w:val="bullet"/>
       <w:lvlText w:val="·"/>
@@ -15536,111 +15945,57 @@
         <w:ind w:left="1120" w:hanging="260"/>
       </w:pPr>
     </w:lvl>
-    <w:lvl w:ilvl="3" w:tplc="049671D4">
+    <w:lvl w:ilvl="3" w:tplc="871817DC">
       <w:numFmt w:val="decimal"/>
       <w:lvlText w:val=""/>
       <w:lvlJc w:val="left"/>
     </w:lvl>
-    <w:lvl w:ilvl="4" w:tplc="2EE2246C">
+    <w:lvl w:ilvl="4" w:tplc="ADC873B4">
       <w:numFmt w:val="decimal"/>
       <w:lvlText w:val=""/>
       <w:lvlJc w:val="left"/>
     </w:lvl>
-    <w:lvl w:ilvl="5" w:tplc="C8B08D58">
+    <w:lvl w:ilvl="5" w:tplc="30269090">
       <w:numFmt w:val="decimal"/>
       <w:lvlText w:val=""/>
       <w:lvlJc w:val="left"/>
     </w:lvl>
-    <w:lvl w:ilvl="6" w:tplc="13A27066">
+    <w:lvl w:ilvl="6" w:tplc="49D02A10">
       <w:numFmt w:val="decimal"/>
       <w:lvlText w:val=""/>
       <w:lvlJc w:val="left"/>
     </w:lvl>
-    <w:lvl w:ilvl="7" w:tplc="70F4CCD2">
+    <w:lvl w:ilvl="7" w:tplc="F9609AA0">
       <w:numFmt w:val="decimal"/>
       <w:lvlText w:val=""/>
       <w:lvlJc w:val="left"/>
     </w:lvl>
-    <w:lvl w:ilvl="8" w:tplc="3B14BC42">
+    <w:lvl w:ilvl="8" w:tplc="7E4E085A">
       <w:numFmt w:val="decimal"/>
       <w:lvlText w:val=""/>
       <w:lvlJc w:val="left"/>
     </w:lvl>
   </w:abstractNum>
-  <w:abstractNum w:abstractNumId="2" w15:restartNumberingAfterBreak="0">
-    <w:nsid w:val="78A92B81"/>
-    <w:multiLevelType w:val="hybridMultilevel"/>
-    <w:tmpl w:val="834EE224"/>
-    <w:lvl w:ilvl="0" w:tplc="202474E0">
-      <w:start w:val="1"/>
-      <w:numFmt w:val="decimal"/>
-      <w:lvlText w:val="%1."/>
-      <w:lvlJc w:val="left"/>
-      <w:pPr>
-        <w:ind w:left="420" w:hanging="300"/>
-      </w:pPr>
-    </w:lvl>
-    <w:lvl w:ilvl="1" w:tplc="0F06BC5E">
-      <w:numFmt w:val="decimal"/>
-      <w:lvlText w:val=""/>
-      <w:lvlJc w:val="left"/>
-    </w:lvl>
-    <w:lvl w:ilvl="2" w:tplc="F3E8CDEA">
-      <w:numFmt w:val="decimal"/>
-      <w:lvlText w:val=""/>
-      <w:lvlJc w:val="left"/>
-    </w:lvl>
-    <w:lvl w:ilvl="3" w:tplc="427AD686">
-      <w:numFmt w:val="decimal"/>
-      <w:lvlText w:val=""/>
-      <w:lvlJc w:val="left"/>
-    </w:lvl>
-    <w:lvl w:ilvl="4" w:tplc="5A421BF8">
-      <w:numFmt w:val="decimal"/>
-      <w:lvlText w:val=""/>
-      <w:lvlJc w:val="left"/>
-    </w:lvl>
-    <w:lvl w:ilvl="5" w:tplc="4EB6EF0A">
-      <w:numFmt w:val="decimal"/>
-      <w:lvlText w:val=""/>
-      <w:lvlJc w:val="left"/>
-    </w:lvl>
-    <w:lvl w:ilvl="6" w:tplc="F600F0C6">
-      <w:numFmt w:val="decimal"/>
-      <w:lvlText w:val=""/>
-      <w:lvlJc w:val="left"/>
-    </w:lvl>
-    <w:lvl w:ilvl="7" w:tplc="8F46F640">
-      <w:numFmt w:val="decimal"/>
-      <w:lvlText w:val=""/>
-      <w:lvlJc w:val="left"/>
-    </w:lvl>
-    <w:lvl w:ilvl="8" w:tplc="BC407CDA">
-      <w:numFmt w:val="decimal"/>
-      <w:lvlText w:val=""/>
-      <w:lvlJc w:val="left"/>
-    </w:lvl>
-  </w:abstractNum>
-  <w:num w:numId="1" w16cid:durableId="2088768421">
+  <w:num w:numId="1" w16cid:durableId="2042241942">
     <w:abstractNumId w:val="0"/>
     <w:lvlOverride w:ilvl="0">
       <w:startOverride w:val="1"/>
     </w:lvlOverride>
   </w:num>
-  <w:num w:numId="2" w16cid:durableId="111092213">
+  <w:num w:numId="2" w16cid:durableId="1615945092">
+    <w:abstractNumId w:val="2"/>
+    <w:lvlOverride w:ilvl="0">
+      <w:startOverride w:val="1"/>
+    </w:lvlOverride>
+  </w:num>
+  <w:num w:numId="3" w16cid:durableId="1338733949">
     <w:abstractNumId w:val="1"/>
     <w:lvlOverride w:ilvl="0">
       <w:startOverride w:val="1"/>
     </w:lvlOverride>
   </w:num>
-  <w:num w:numId="3" w16cid:durableId="1180656201">
-    <w:abstractNumId w:val="2"/>
-    <w:lvlOverride w:ilvl="0">
-      <w:startOverride w:val="1"/>
-    </w:lvlOverride>
-  </w:num>
-  <w:num w:numId="4" w16cid:durableId="955066006">
-    <w:abstractNumId w:val="2"/>
+  <w:num w:numId="4" w16cid:durableId="130447244">
+    <w:abstractNumId w:val="1"/>
     <w:lvlOverride w:ilvl="0">
       <w:startOverride w:val="1"/>
     </w:lvlOverride>
@@ -16281,7 +16636,7 @@
     <w:autoRedefine/>
     <w:uiPriority w:val="39"/>
     <w:unhideWhenUsed/>
-    <w:rsid w:val="00594E52"/>
+    <w:rsid w:val="006D5AA6"/>
     <w:pPr>
       <w:spacing w:after="100"/>
     </w:pPr>
@@ -16293,7 +16648,7 @@
     <w:autoRedefine/>
     <w:uiPriority w:val="39"/>
     <w:unhideWhenUsed/>
-    <w:rsid w:val="00594E52"/>
+    <w:rsid w:val="006D5AA6"/>
     <w:pPr>
       <w:spacing w:after="100"/>
       <w:ind w:left="210"/>

--- a/documentacion/Migraciones y datos iniciales.docx
+++ b/documentacion/Migraciones y datos iniciales.docx
@@ -448,7 +448,7 @@
     <w:sdt>
       <w:sdtPr>
         <w:alias w:val="Contenido"/>
-        <w:id w:val="1759166758"/>
+        <w:id w:val="-1430805723"/>
       </w:sdtPr>
       <w:sdtEndPr/>
       <w:sdtContent>
@@ -477,7 +477,7 @@
           <w:r>
             <w:fldChar w:fldCharType="separate"/>
           </w:r>
-          <w:hyperlink w:anchor="_Toc243055295" w:history="1">
+          <w:hyperlink w:anchor="_Toc243304321" w:history="1">
             <w:r>
               <w:rPr>
                 <w:rStyle w:val="Hipervnculo"/>
@@ -501,7 +501,7 @@
               <w:rPr>
                 <w:noProof/>
               </w:rPr>
-              <w:instrText xml:space="preserve"> PAGEREF _Toc243055295 \h </w:instrText>
+              <w:instrText xml:space="preserve"> PAGEREF _Toc243304321 \h </w:instrText>
             </w:r>
             <w:r>
               <w:rPr>
@@ -544,7 +544,7 @@
               <w14:ligatures w14:val="standardContextual"/>
             </w:rPr>
           </w:pPr>
-          <w:hyperlink w:anchor="_Toc243055296" w:history="1">
+          <w:hyperlink w:anchor="_Toc243304322" w:history="1">
             <w:r>
               <w:rPr>
                 <w:rStyle w:val="Hipervnculo"/>
@@ -568,7 +568,7 @@
               <w:rPr>
                 <w:noProof/>
               </w:rPr>
-              <w:instrText xml:space="preserve"> PAGEREF _Toc243055296 \h </w:instrText>
+              <w:instrText xml:space="preserve"> PAGEREF _Toc243304322 \h </w:instrText>
             </w:r>
             <w:r>
               <w:rPr>
@@ -611,7 +611,7 @@
               <w14:ligatures w14:val="standardContextual"/>
             </w:rPr>
           </w:pPr>
-          <w:hyperlink w:anchor="_Toc243055297" w:history="1">
+          <w:hyperlink w:anchor="_Toc243304323" w:history="1">
             <w:r>
               <w:rPr>
                 <w:rStyle w:val="Hipervnculo"/>
@@ -635,7 +635,7 @@
               <w:rPr>
                 <w:noProof/>
               </w:rPr>
-              <w:instrText xml:space="preserve"> PAGEREF _Toc243055297 \h </w:instrText>
+              <w:instrText xml:space="preserve"> PAGEREF _Toc243304323 \h </w:instrText>
             </w:r>
             <w:r>
               <w:rPr>
@@ -678,7 +678,7 @@
               <w14:ligatures w14:val="standardContextual"/>
             </w:rPr>
           </w:pPr>
-          <w:hyperlink w:anchor="_Toc243055298" w:history="1">
+          <w:hyperlink w:anchor="_Toc243304324" w:history="1">
             <w:r>
               <w:rPr>
                 <w:rStyle w:val="Hipervnculo"/>
@@ -702,7 +702,7 @@
               <w:rPr>
                 <w:noProof/>
               </w:rPr>
-              <w:instrText xml:space="preserve"> PAGEREF _Toc243055298 \h </w:instrText>
+              <w:instrText xml:space="preserve"> PAGEREF _Toc243304324 \h </w:instrText>
             </w:r>
             <w:r>
               <w:rPr>
@@ -745,7 +745,7 @@
               <w14:ligatures w14:val="standardContextual"/>
             </w:rPr>
           </w:pPr>
-          <w:hyperlink w:anchor="_Toc243055299" w:history="1">
+          <w:hyperlink w:anchor="_Toc243304325" w:history="1">
             <w:r>
               <w:rPr>
                 <w:rStyle w:val="Hipervnculo"/>
@@ -769,7 +769,7 @@
               <w:rPr>
                 <w:noProof/>
               </w:rPr>
-              <w:instrText xml:space="preserve"> PAGEREF _Toc243055299 \h </w:instrText>
+              <w:instrText xml:space="preserve"> PAGEREF _Toc243304325 \h </w:instrText>
             </w:r>
             <w:r>
               <w:rPr>
@@ -812,7 +812,7 @@
               <w14:ligatures w14:val="standardContextual"/>
             </w:rPr>
           </w:pPr>
-          <w:hyperlink w:anchor="_Toc243055300" w:history="1">
+          <w:hyperlink w:anchor="_Toc243304326" w:history="1">
             <w:r>
               <w:rPr>
                 <w:rStyle w:val="Hipervnculo"/>
@@ -836,7 +836,7 @@
               <w:rPr>
                 <w:noProof/>
               </w:rPr>
-              <w:instrText xml:space="preserve"> PAGEREF _Toc243055300 \h </w:instrText>
+              <w:instrText xml:space="preserve"> PAGEREF _Toc243304326 \h </w:instrText>
             </w:r>
             <w:r>
               <w:rPr>
@@ -879,7 +879,7 @@
               <w14:ligatures w14:val="standardContextual"/>
             </w:rPr>
           </w:pPr>
-          <w:hyperlink w:anchor="_Toc243055301" w:history="1">
+          <w:hyperlink w:anchor="_Toc243304327" w:history="1">
             <w:r>
               <w:rPr>
                 <w:rStyle w:val="Hipervnculo"/>
@@ -903,7 +903,7 @@
               <w:rPr>
                 <w:noProof/>
               </w:rPr>
-              <w:instrText xml:space="preserve"> PAGEREF _Toc243055301 \h </w:instrText>
+              <w:instrText xml:space="preserve"> PAGEREF _Toc243304327 \h </w:instrText>
             </w:r>
             <w:r>
               <w:rPr>
@@ -946,7 +946,7 @@
               <w14:ligatures w14:val="standardContextual"/>
             </w:rPr>
           </w:pPr>
-          <w:hyperlink w:anchor="_Toc243055302" w:history="1">
+          <w:hyperlink w:anchor="_Toc243304328" w:history="1">
             <w:r>
               <w:rPr>
                 <w:rStyle w:val="Hipervnculo"/>
@@ -970,7 +970,7 @@
               <w:rPr>
                 <w:noProof/>
               </w:rPr>
-              <w:instrText xml:space="preserve"> PAGEREF _Toc243055302 \h </w:instrText>
+              <w:instrText xml:space="preserve"> PAGEREF _Toc243304328 \h </w:instrText>
             </w:r>
             <w:r>
               <w:rPr>
@@ -1013,7 +1013,7 @@
               <w14:ligatures w14:val="standardContextual"/>
             </w:rPr>
           </w:pPr>
-          <w:hyperlink w:anchor="_Toc243055303" w:history="1">
+          <w:hyperlink w:anchor="_Toc243304329" w:history="1">
             <w:r>
               <w:rPr>
                 <w:rStyle w:val="Hipervnculo"/>
@@ -1037,7 +1037,7 @@
               <w:rPr>
                 <w:noProof/>
               </w:rPr>
-              <w:instrText xml:space="preserve"> PAGEREF _Toc243055303 \h </w:instrText>
+              <w:instrText xml:space="preserve"> PAGEREF _Toc243304329 \h </w:instrText>
             </w:r>
             <w:r>
               <w:rPr>
@@ -1081,7 +1081,7 @@
         <w:pStyle w:val="Ttulo1"/>
         <w:keepNext/>
       </w:pPr>
-      <w:bookmarkStart w:id="0" w:name="_Toc243055295"/>
+      <w:bookmarkStart w:id="0" w:name="_Toc243304321"/>
       <w:r>
         <w:t>1. Principio</w:t>
       </w:r>
@@ -1155,7 +1155,7 @@
         <w:pStyle w:val="Ttulo1"/>
         <w:keepNext/>
       </w:pPr>
-      <w:bookmarkStart w:id="1" w:name="_Toc243055296"/>
+      <w:bookmarkStart w:id="1" w:name="_Toc243304322"/>
       <w:r>
         <w:t>2. Historia</w:t>
       </w:r>
@@ -1278,7 +1278,7 @@
         <w:spacing w:after="60" w:line="264" w:lineRule="auto"/>
       </w:pPr>
       <w:r>
-        <w:t>Desde entonces hay 103 migraciones en total; el CI las aplica todas sobre un Postgres vacío en cada push y verifica que el resultado coincida con el schema.</w:t>
+        <w:t>Desde entonces hay 104 migraciones en total; el CI las aplica todas sobre un Postgres vacío en cada push y verifica que el resultado coincida con el schema.</w:t>
       </w:r>
     </w:p>
     <w:p>
@@ -1286,7 +1286,7 @@
         <w:pStyle w:val="Ttulo1"/>
         <w:keepNext/>
       </w:pPr>
-      <w:bookmarkStart w:id="2" w:name="_Toc243055297"/>
+      <w:bookmarkStart w:id="2" w:name="_Toc243304323"/>
       <w:r>
         <w:t>3. Flujo para cambiar el modelo</w:t>
       </w:r>
@@ -1484,7 +1484,7 @@
         <w:pStyle w:val="Ttulo1"/>
         <w:keepNext/>
       </w:pPr>
-      <w:bookmarkStart w:id="3" w:name="_Toc243055298"/>
+      <w:bookmarkStart w:id="3" w:name="_Toc243304324"/>
       <w:r>
         <w:t>4. Datos iniciales</w:t>
       </w:r>
@@ -1495,7 +1495,7 @@
         <w:pStyle w:val="Ttulo2"/>
         <w:keepNext/>
       </w:pPr>
-      <w:bookmarkStart w:id="4" w:name="_Toc243055299"/>
+      <w:bookmarkStart w:id="4" w:name="_Toc243304325"/>
       <w:r>
         <w:t>4.1 Seed: primer administrador</w:t>
       </w:r>
@@ -1870,7 +1870,7 @@
         <w:pStyle w:val="Ttulo2"/>
         <w:keepNext/>
       </w:pPr>
-      <w:bookmarkStart w:id="5" w:name="_Toc243055300"/>
+      <w:bookmarkStart w:id="5" w:name="_Toc243304326"/>
       <w:r>
         <w:t>4.2 Catálogos base creados por las migraciones</w:t>
       </w:r>
@@ -2732,7 +2732,7 @@
                 <w:sz w:val="18"/>
                 <w:szCs w:val="18"/>
               </w:rPr>
-              <w:t>Sesión de 24 horas; 5 intentos por usuario y 20 por equipo antes de bloquear 15 minutos.</w:t>
+              <w:t>Sesión de 24 horas; 5 intentos por usuario antes de bloquear 15 minutos.</w:t>
             </w:r>
           </w:p>
         </w:tc>
@@ -2756,7 +2756,7 @@
         <w:pStyle w:val="Ttulo2"/>
         <w:keepNext/>
       </w:pPr>
-      <w:bookmarkStart w:id="6" w:name="_Toc243055301"/>
+      <w:bookmarkStart w:id="6" w:name="_Toc243304327"/>
       <w:r>
         <w:t>4.3 Orden recomendado para una instalación nueva</w:t>
       </w:r>
@@ -2922,7 +2922,7 @@
         <w:pStyle w:val="Ttulo1"/>
         <w:keepNext/>
       </w:pPr>
-      <w:bookmarkStart w:id="7" w:name="_Toc243055302"/>
+      <w:bookmarkStart w:id="7" w:name="_Toc243304328"/>
       <w:r>
         <w:t>5. Bases de datos de trabajo</w:t>
       </w:r>
@@ -3350,7 +3350,7 @@
         <w:pStyle w:val="Ttulo1"/>
         <w:keepNext/>
       </w:pPr>
-      <w:bookmarkStart w:id="8" w:name="_Toc243055303"/>
+      <w:bookmarkStart w:id="8" w:name="_Toc243304329"/>
       <w:r>
         <w:t>6. Lista de migraciones</w:t>
       </w:r>
@@ -3378,10 +3378,10 @@
         <w:tblLook w:val="04A0" w:firstRow="1" w:lastRow="0" w:firstColumn="1" w:lastColumn="0" w:noHBand="0" w:noVBand="1"/>
       </w:tblPr>
       <w:tblGrid>
-        <w:gridCol w:w="5547"/>
-        <w:gridCol w:w="999"/>
-        <w:gridCol w:w="2395"/>
-        <w:gridCol w:w="697"/>
+        <w:gridCol w:w="5986"/>
+        <w:gridCol w:w="897"/>
+        <w:gridCol w:w="2080"/>
+        <w:gridCol w:w="675"/>
       </w:tblGrid>
       <w:tr>
         <w:trPr>
@@ -15577,6 +15577,122 @@
               </w:rPr>
               <w:t>Sí</w:t>
             </w:r>
+          </w:p>
+        </w:tc>
+      </w:tr>
+      <w:tr>
+        <w:trPr>
+          <w:cantSplit/>
+        </w:trPr>
+        <w:tc>
+          <w:tcPr>
+            <w:tcW w:w="4047" w:type="dxa"/>
+            <w:tcBorders>
+              <w:top w:val="single" w:sz="4" w:space="0" w:color="D1D5DB"/>
+              <w:left w:val="single" w:sz="4" w:space="0" w:color="D1D5DB"/>
+              <w:bottom w:val="single" w:sz="4" w:space="0" w:color="D1D5DB"/>
+              <w:right w:val="single" w:sz="4" w:space="0" w:color="D1D5DB"/>
+            </w:tcBorders>
+            <w:tcMar>
+              <w:top w:w="50" w:type="dxa"/>
+              <w:left w:w="90" w:type="dxa"/>
+              <w:bottom w:w="50" w:type="dxa"/>
+              <w:right w:w="90" w:type="dxa"/>
+            </w:tcMar>
+          </w:tcPr>
+          <w:p>
+            <w:pPr>
+              <w:spacing w:line="252" w:lineRule="auto"/>
+            </w:pPr>
+            <w:r>
+              <w:rPr>
+                <w:rFonts w:ascii="Consolas" w:eastAsia="Consolas" w:hAnsi="Consolas" w:cs="Consolas"/>
+                <w:color w:val="374151"/>
+                <w:sz w:val="16"/>
+                <w:szCs w:val="16"/>
+              </w:rPr>
+              <w:t>20261019120000_configuracion_sin_sede_activa_ni_bloqueo_por_equipo</w:t>
+            </w:r>
+          </w:p>
+        </w:tc>
+        <w:tc>
+          <w:tcPr>
+            <w:tcW w:w="1349" w:type="dxa"/>
+            <w:tcBorders>
+              <w:top w:val="single" w:sz="4" w:space="0" w:color="D1D5DB"/>
+              <w:left w:val="single" w:sz="4" w:space="0" w:color="D1D5DB"/>
+              <w:bottom w:val="single" w:sz="4" w:space="0" w:color="D1D5DB"/>
+              <w:right w:val="single" w:sz="4" w:space="0" w:color="D1D5DB"/>
+            </w:tcBorders>
+            <w:tcMar>
+              <w:top w:w="50" w:type="dxa"/>
+              <w:left w:w="90" w:type="dxa"/>
+              <w:bottom w:w="50" w:type="dxa"/>
+              <w:right w:w="90" w:type="dxa"/>
+            </w:tcMar>
+          </w:tcPr>
+          <w:p>
+            <w:pPr>
+              <w:spacing w:line="252" w:lineRule="auto"/>
+            </w:pPr>
+            <w:r>
+              <w:rPr>
+                <w:sz w:val="18"/>
+                <w:szCs w:val="18"/>
+              </w:rPr>
+              <w:t>19-10-2026</w:t>
+            </w:r>
+          </w:p>
+        </w:tc>
+        <w:tc>
+          <w:tcPr>
+            <w:tcW w:w="3469" w:type="dxa"/>
+            <w:tcBorders>
+              <w:top w:val="single" w:sz="4" w:space="0" w:color="D1D5DB"/>
+              <w:left w:val="single" w:sz="4" w:space="0" w:color="D1D5DB"/>
+              <w:bottom w:val="single" w:sz="4" w:space="0" w:color="D1D5DB"/>
+              <w:right w:val="single" w:sz="4" w:space="0" w:color="D1D5DB"/>
+            </w:tcBorders>
+            <w:tcMar>
+              <w:top w:w="50" w:type="dxa"/>
+              <w:left w:w="90" w:type="dxa"/>
+              <w:bottom w:w="50" w:type="dxa"/>
+              <w:right w:w="90" w:type="dxa"/>
+            </w:tcMar>
+          </w:tcPr>
+          <w:p>
+            <w:pPr>
+              <w:spacing w:line="252" w:lineRule="auto"/>
+            </w:pPr>
+            <w:r>
+              <w:rPr>
+                <w:sz w:val="18"/>
+                <w:szCs w:val="18"/>
+              </w:rPr>
+              <w:t>configuracion sin sede activa ni bloqueo por equipo</w:t>
+            </w:r>
+          </w:p>
+        </w:tc>
+        <w:tc>
+          <w:tcPr>
+            <w:tcW w:w="773" w:type="dxa"/>
+            <w:tcBorders>
+              <w:top w:val="single" w:sz="4" w:space="0" w:color="D1D5DB"/>
+              <w:left w:val="single" w:sz="4" w:space="0" w:color="D1D5DB"/>
+              <w:bottom w:val="single" w:sz="4" w:space="0" w:color="D1D5DB"/>
+              <w:right w:val="single" w:sz="4" w:space="0" w:color="D1D5DB"/>
+            </w:tcBorders>
+            <w:tcMar>
+              <w:top w:w="50" w:type="dxa"/>
+              <w:left w:w="90" w:type="dxa"/>
+              <w:bottom w:w="50" w:type="dxa"/>
+              <w:right w:w="90" w:type="dxa"/>
+            </w:tcMar>
+          </w:tcPr>
+          <w:p>
+            <w:pPr>
+              <w:spacing w:line="252" w:lineRule="auto"/>
+            </w:pPr>
           </w:p>
         </w:tc>
       </w:tr>
@@ -15775,10 +15891,72 @@
 <file path=word/numbering.xml><?xml version="1.0" encoding="utf-8"?>
 <w:numbering xmlns:wpc="http://schemas.microsoft.com/office/word/2010/wordprocessingCanvas" xmlns:cx="http://schemas.microsoft.com/office/drawing/2014/chartex" xmlns:cx1="http://schemas.microsoft.com/office/drawing/2015/9/8/chartex" xmlns:cx2="http://schemas.microsoft.com/office/drawing/2015/10/21/chartex" xmlns:cx3="http://schemas.microsoft.com/office/drawing/2016/5/9/chartex" xmlns:cx4="http://schemas.microsoft.com/office/drawing/2016/5/10/chartex" xmlns:cx5="http://schemas.microsoft.com/office/drawing/2016/5/11/chartex" xmlns:cx6="http://schemas.microsoft.com/office/drawing/2016/5/12/chartex" xmlns:cx7="http://schemas.microsoft.com/office/drawing/2016/5/13/chartex" xmlns:cx8="http://schemas.microsoft.com/office/drawing/2016/5/14/chartex" xmlns:mc="http://schemas.openxmlformats.org/markup-compatibility/2006" xmlns:aink="http://schemas.microsoft.com/office/drawing/2016/ink" xmlns:am3d="http://schemas.microsoft.com/office/drawing/2017/model3d" xmlns:o="urn:schemas-microsoft-com:office:office" xmlns:oel="http://schemas.microsoft.com/office/2019/extlst" xmlns:r="http://schemas.openxmlformats.org/officeDocument/2006/relationships" xmlns:m="http://schemas.openxmlformats.org/officeDocument/2006/math" xmlns:v="urn:schemas-microsoft-com:vml" xmlns:wp14="http://schemas.microsoft.com/office/word/2010/wordprocessingDrawing" xmlns:wp="http://schemas.openxmlformats.org/drawingml/2006/wordprocessingDrawing" xmlns:w10="urn:schemas-microsoft-com:office:word" xmlns:w="http://schemas.openxmlformats.org/wordprocessingml/2006/main" xmlns:w14="http://schemas.microsoft.com/office/word/2010/wordml" xmlns:w15="http://schemas.microsoft.com/office/word/2012/wordml" xmlns:w16cex="http://schemas.microsoft.com/office/word/2018/wordml/cex" xmlns:w16cid="http://schemas.microsoft.com/office/word/2016/wordml/cid" xmlns:w16="http://schemas.microsoft.com/office/word/2018/wordml" xmlns:w16du="http://schemas.microsoft.com/office/word/2023/wordml/word16du" xmlns:w16sdtdh="http://schemas.microsoft.com/office/word/2020/wordml/sdtdatahash" xmlns:w16sdtfl="http://schemas.microsoft.com/office/word/2024/wordml/sdtformatlock" xmlns:w16se="http://schemas.microsoft.com/office/word/2015/wordml/symex" xmlns:wpg="http://schemas.microsoft.com/office/word/2010/wordprocessingGroup" xmlns:wpi="http://schemas.microsoft.com/office/word/2010/wordprocessingInk" xmlns:wne="http://schemas.microsoft.com/office/word/2006/wordml" xmlns:wps="http://schemas.microsoft.com/office/word/2010/wordprocessingShape" mc:Ignorable="w14 w15 w16se w16cid w16 w16cex w16sdtdh w16sdtfl w16du wp14">
   <w:abstractNum w:abstractNumId="0" w15:restartNumberingAfterBreak="0">
-    <w:nsid w:val="27022124"/>
+    <w:nsid w:val="74C31D2D"/>
     <w:multiLevelType w:val="hybridMultilevel"/>
-    <w:tmpl w:val="3F60D7E4"/>
-    <w:lvl w:ilvl="0" w:tplc="E872F07A" w:tentative="1">
+    <w:tmpl w:val="DC7653CE"/>
+    <w:lvl w:ilvl="0" w:tplc="5912912C">
+      <w:start w:val="1"/>
+      <w:numFmt w:val="bullet"/>
+      <w:lvlText w:val="•"/>
+      <w:lvlJc w:val="left"/>
+      <w:pPr>
+        <w:ind w:left="400" w:hanging="260"/>
+      </w:pPr>
+    </w:lvl>
+    <w:lvl w:ilvl="1" w:tplc="C7942F60" w:tentative="1">
+      <w:start w:val="1"/>
+      <w:numFmt w:val="bullet"/>
+      <w:lvlText w:val="–"/>
+      <w:lvlJc w:val="left"/>
+      <w:pPr>
+        <w:ind w:left="760" w:hanging="260"/>
+      </w:pPr>
+    </w:lvl>
+    <w:lvl w:ilvl="2" w:tplc="E5A6AAA2" w:tentative="1">
+      <w:start w:val="1"/>
+      <w:numFmt w:val="bullet"/>
+      <w:lvlText w:val="·"/>
+      <w:lvlJc w:val="left"/>
+      <w:pPr>
+        <w:ind w:left="1120" w:hanging="260"/>
+      </w:pPr>
+    </w:lvl>
+    <w:lvl w:ilvl="3" w:tplc="920C7FBC">
+      <w:numFmt w:val="decimal"/>
+      <w:lvlText w:val=""/>
+      <w:lvlJc w:val="left"/>
+    </w:lvl>
+    <w:lvl w:ilvl="4" w:tplc="C556095E">
+      <w:numFmt w:val="decimal"/>
+      <w:lvlText w:val=""/>
+      <w:lvlJc w:val="left"/>
+    </w:lvl>
+    <w:lvl w:ilvl="5" w:tplc="9F062416">
+      <w:numFmt w:val="decimal"/>
+      <w:lvlText w:val=""/>
+      <w:lvlJc w:val="left"/>
+    </w:lvl>
+    <w:lvl w:ilvl="6" w:tplc="ED2EA220">
+      <w:numFmt w:val="decimal"/>
+      <w:lvlText w:val=""/>
+      <w:lvlJc w:val="left"/>
+    </w:lvl>
+    <w:lvl w:ilvl="7" w:tplc="38AA488C">
+      <w:numFmt w:val="decimal"/>
+      <w:lvlText w:val=""/>
+      <w:lvlJc w:val="left"/>
+    </w:lvl>
+    <w:lvl w:ilvl="8" w:tplc="B658EF26">
+      <w:numFmt w:val="decimal"/>
+      <w:lvlText w:val=""/>
+      <w:lvlJc w:val="left"/>
+    </w:lvl>
+  </w:abstractNum>
+  <w:abstractNum w:abstractNumId="1" w15:restartNumberingAfterBreak="0">
+    <w:nsid w:val="74E11C90"/>
+    <w:multiLevelType w:val="hybridMultilevel"/>
+    <w:tmpl w:val="0964BAD8"/>
+    <w:lvl w:ilvl="0" w:tplc="8D5A5074" w:tentative="1">
       <w:start w:val="1"/>
       <w:numFmt w:val="bullet"/>
       <w:lvlText w:val="●"/>
@@ -15787,7 +15965,7 @@
         <w:ind w:left="720" w:hanging="360"/>
       </w:pPr>
     </w:lvl>
-    <w:lvl w:ilvl="1" w:tplc="F710BF4C" w:tentative="1">
+    <w:lvl w:ilvl="1" w:tplc="ED98990A" w:tentative="1">
       <w:start w:val="1"/>
       <w:numFmt w:val="bullet"/>
       <w:lvlText w:val="○"/>
@@ -15796,7 +15974,7 @@
         <w:ind w:left="1440" w:hanging="360"/>
       </w:pPr>
     </w:lvl>
-    <w:lvl w:ilvl="2" w:tplc="6CC089E2" w:tentative="1">
+    <w:lvl w:ilvl="2" w:tplc="BEB6BDBC" w:tentative="1">
       <w:start w:val="1"/>
       <w:numFmt w:val="bullet"/>
       <w:lvlText w:val="■"/>
@@ -15805,7 +15983,7 @@
         <w:ind w:left="2160" w:hanging="360"/>
       </w:pPr>
     </w:lvl>
-    <w:lvl w:ilvl="3" w:tplc="142C356A" w:tentative="1">
+    <w:lvl w:ilvl="3" w:tplc="4E687620" w:tentative="1">
       <w:start w:val="1"/>
       <w:numFmt w:val="bullet"/>
       <w:lvlText w:val="●"/>
@@ -15814,7 +15992,7 @@
         <w:ind w:left="2880" w:hanging="360"/>
       </w:pPr>
     </w:lvl>
-    <w:lvl w:ilvl="4" w:tplc="6D34EE14" w:tentative="1">
+    <w:lvl w:ilvl="4" w:tplc="0E368CBA" w:tentative="1">
       <w:start w:val="1"/>
       <w:numFmt w:val="bullet"/>
       <w:lvlText w:val="○"/>
@@ -15823,7 +16001,7 @@
         <w:ind w:left="3600" w:hanging="360"/>
       </w:pPr>
     </w:lvl>
-    <w:lvl w:ilvl="5" w:tplc="3F0AE79C" w:tentative="1">
+    <w:lvl w:ilvl="5" w:tplc="6622C570" w:tentative="1">
       <w:start w:val="1"/>
       <w:numFmt w:val="bullet"/>
       <w:lvlText w:val="■"/>
@@ -15832,7 +16010,7 @@
         <w:ind w:left="4320" w:hanging="360"/>
       </w:pPr>
     </w:lvl>
-    <w:lvl w:ilvl="6" w:tplc="0DCED2D8" w:tentative="1">
+    <w:lvl w:ilvl="6" w:tplc="E352780C" w:tentative="1">
       <w:start w:val="1"/>
       <w:numFmt w:val="bullet"/>
       <w:lvlText w:val="●"/>
@@ -15841,7 +16019,7 @@
         <w:ind w:left="5040" w:hanging="360"/>
       </w:pPr>
     </w:lvl>
-    <w:lvl w:ilvl="7" w:tplc="5C2EC8F2" w:tentative="1">
+    <w:lvl w:ilvl="7" w:tplc="03369C86" w:tentative="1">
       <w:start w:val="1"/>
       <w:numFmt w:val="bullet"/>
       <w:lvlText w:val="●"/>
@@ -15850,7 +16028,7 @@
         <w:ind w:left="5760" w:hanging="360"/>
       </w:pPr>
     </w:lvl>
-    <w:lvl w:ilvl="8" w:tplc="7DE069B6" w:tentative="1">
+    <w:lvl w:ilvl="8" w:tplc="2D6CF5E2" w:tentative="1">
       <w:start w:val="1"/>
       <w:numFmt w:val="bullet"/>
       <w:lvlText w:val="●"/>
@@ -15860,11 +16038,11 @@
       </w:pPr>
     </w:lvl>
   </w:abstractNum>
-  <w:abstractNum w:abstractNumId="1" w15:restartNumberingAfterBreak="0">
-    <w:nsid w:val="3A784E8F"/>
+  <w:abstractNum w:abstractNumId="2" w15:restartNumberingAfterBreak="0">
+    <w:nsid w:val="7F7F78AC"/>
     <w:multiLevelType w:val="hybridMultilevel"/>
-    <w:tmpl w:val="034AA0DC"/>
-    <w:lvl w:ilvl="0" w:tplc="AF225270">
+    <w:tmpl w:val="819238BA"/>
+    <w:lvl w:ilvl="0" w:tplc="A0BCDE8C">
       <w:start w:val="1"/>
       <w:numFmt w:val="decimal"/>
       <w:lvlText w:val="%1."/>
@@ -15873,129 +16051,67 @@
         <w:ind w:left="420" w:hanging="300"/>
       </w:pPr>
     </w:lvl>
-    <w:lvl w:ilvl="1" w:tplc="F848A446">
+    <w:lvl w:ilvl="1" w:tplc="3B6CE69A">
       <w:numFmt w:val="decimal"/>
       <w:lvlText w:val=""/>
       <w:lvlJc w:val="left"/>
     </w:lvl>
-    <w:lvl w:ilvl="2" w:tplc="8B9EBC1C">
+    <w:lvl w:ilvl="2" w:tplc="383A6B10">
       <w:numFmt w:val="decimal"/>
       <w:lvlText w:val=""/>
       <w:lvlJc w:val="left"/>
     </w:lvl>
-    <w:lvl w:ilvl="3" w:tplc="04A811B0">
+    <w:lvl w:ilvl="3" w:tplc="C95EADCA">
       <w:numFmt w:val="decimal"/>
       <w:lvlText w:val=""/>
       <w:lvlJc w:val="left"/>
     </w:lvl>
-    <w:lvl w:ilvl="4" w:tplc="FEDAB1F2">
+    <w:lvl w:ilvl="4" w:tplc="8B0A6C0C">
       <w:numFmt w:val="decimal"/>
       <w:lvlText w:val=""/>
       <w:lvlJc w:val="left"/>
     </w:lvl>
-    <w:lvl w:ilvl="5" w:tplc="2F9E3C70">
+    <w:lvl w:ilvl="5" w:tplc="943E9BCA">
       <w:numFmt w:val="decimal"/>
       <w:lvlText w:val=""/>
       <w:lvlJc w:val="left"/>
     </w:lvl>
-    <w:lvl w:ilvl="6" w:tplc="12C45980">
+    <w:lvl w:ilvl="6" w:tplc="31EEDC0C">
       <w:numFmt w:val="decimal"/>
       <w:lvlText w:val=""/>
       <w:lvlJc w:val="left"/>
     </w:lvl>
-    <w:lvl w:ilvl="7" w:tplc="EFFAD26C">
+    <w:lvl w:ilvl="7" w:tplc="64744EEE">
       <w:numFmt w:val="decimal"/>
       <w:lvlText w:val=""/>
       <w:lvlJc w:val="left"/>
     </w:lvl>
-    <w:lvl w:ilvl="8" w:tplc="288272FA">
+    <w:lvl w:ilvl="8" w:tplc="4E6E45AC">
       <w:numFmt w:val="decimal"/>
       <w:lvlText w:val=""/>
       <w:lvlJc w:val="left"/>
     </w:lvl>
   </w:abstractNum>
-  <w:abstractNum w:abstractNumId="2" w15:restartNumberingAfterBreak="0">
-    <w:nsid w:val="5E582A9C"/>
-    <w:multiLevelType w:val="hybridMultilevel"/>
-    <w:tmpl w:val="C90A2F36"/>
-    <w:lvl w:ilvl="0" w:tplc="AFE677B2">
-      <w:start w:val="1"/>
-      <w:numFmt w:val="bullet"/>
-      <w:lvlText w:val="•"/>
-      <w:lvlJc w:val="left"/>
-      <w:pPr>
-        <w:ind w:left="400" w:hanging="260"/>
-      </w:pPr>
-    </w:lvl>
-    <w:lvl w:ilvl="1" w:tplc="5A26EFA0" w:tentative="1">
-      <w:start w:val="1"/>
-      <w:numFmt w:val="bullet"/>
-      <w:lvlText w:val="–"/>
-      <w:lvlJc w:val="left"/>
-      <w:pPr>
-        <w:ind w:left="760" w:hanging="260"/>
-      </w:pPr>
-    </w:lvl>
-    <w:lvl w:ilvl="2" w:tplc="7D56A856" w:tentative="1">
-      <w:start w:val="1"/>
-      <w:numFmt w:val="bullet"/>
-      <w:lvlText w:val="·"/>
-      <w:lvlJc w:val="left"/>
-      <w:pPr>
-        <w:ind w:left="1120" w:hanging="260"/>
-      </w:pPr>
-    </w:lvl>
-    <w:lvl w:ilvl="3" w:tplc="871817DC">
-      <w:numFmt w:val="decimal"/>
-      <w:lvlText w:val=""/>
-      <w:lvlJc w:val="left"/>
-    </w:lvl>
-    <w:lvl w:ilvl="4" w:tplc="ADC873B4">
-      <w:numFmt w:val="decimal"/>
-      <w:lvlText w:val=""/>
-      <w:lvlJc w:val="left"/>
-    </w:lvl>
-    <w:lvl w:ilvl="5" w:tplc="30269090">
-      <w:numFmt w:val="decimal"/>
-      <w:lvlText w:val=""/>
-      <w:lvlJc w:val="left"/>
-    </w:lvl>
-    <w:lvl w:ilvl="6" w:tplc="49D02A10">
-      <w:numFmt w:val="decimal"/>
-      <w:lvlText w:val=""/>
-      <w:lvlJc w:val="left"/>
-    </w:lvl>
-    <w:lvl w:ilvl="7" w:tplc="F9609AA0">
-      <w:numFmt w:val="decimal"/>
-      <w:lvlText w:val=""/>
-      <w:lvlJc w:val="left"/>
-    </w:lvl>
-    <w:lvl w:ilvl="8" w:tplc="7E4E085A">
-      <w:numFmt w:val="decimal"/>
-      <w:lvlText w:val=""/>
-      <w:lvlJc w:val="left"/>
-    </w:lvl>
-  </w:abstractNum>
-  <w:num w:numId="1" w16cid:durableId="2042241942">
+  <w:num w:numId="1" w16cid:durableId="1933078034">
+    <w:abstractNumId w:val="1"/>
+    <w:lvlOverride w:ilvl="0">
+      <w:startOverride w:val="1"/>
+    </w:lvlOverride>
+  </w:num>
+  <w:num w:numId="2" w16cid:durableId="841629161">
     <w:abstractNumId w:val="0"/>
     <w:lvlOverride w:ilvl="0">
       <w:startOverride w:val="1"/>
     </w:lvlOverride>
   </w:num>
-  <w:num w:numId="2" w16cid:durableId="1615945092">
+  <w:num w:numId="3" w16cid:durableId="138695230">
     <w:abstractNumId w:val="2"/>
     <w:lvlOverride w:ilvl="0">
       <w:startOverride w:val="1"/>
     </w:lvlOverride>
   </w:num>
-  <w:num w:numId="3" w16cid:durableId="1338733949">
-    <w:abstractNumId w:val="1"/>
-    <w:lvlOverride w:ilvl="0">
-      <w:startOverride w:val="1"/>
-    </w:lvlOverride>
-  </w:num>
-  <w:num w:numId="4" w16cid:durableId="130447244">
-    <w:abstractNumId w:val="1"/>
+  <w:num w:numId="4" w16cid:durableId="1370305177">
+    <w:abstractNumId w:val="2"/>
     <w:lvlOverride w:ilvl="0">
       <w:startOverride w:val="1"/>
     </w:lvlOverride>
@@ -16636,7 +16752,7 @@
     <w:autoRedefine/>
     <w:uiPriority w:val="39"/>
     <w:unhideWhenUsed/>
-    <w:rsid w:val="006D5AA6"/>
+    <w:rsid w:val="00060242"/>
     <w:pPr>
       <w:spacing w:after="100"/>
     </w:pPr>
@@ -16648,7 +16764,7 @@
     <w:autoRedefine/>
     <w:uiPriority w:val="39"/>
     <w:unhideWhenUsed/>
-    <w:rsid w:val="006D5AA6"/>
+    <w:rsid w:val="00060242"/>
     <w:pPr>
       <w:spacing w:after="100"/>
       <w:ind w:left="210"/>

--- a/documentacion/Migraciones y datos iniciales.docx
+++ b/documentacion/Migraciones y datos iniciales.docx
@@ -448,7 +448,7 @@
     <w:sdt>
       <w:sdtPr>
         <w:alias w:val="Contenido"/>
-        <w:id w:val="-1430805723"/>
+        <w:id w:val="-1971279782"/>
       </w:sdtPr>
       <w:sdtEndPr/>
       <w:sdtContent>
@@ -477,7 +477,7 @@
           <w:r>
             <w:fldChar w:fldCharType="separate"/>
           </w:r>
-          <w:hyperlink w:anchor="_Toc243304321" w:history="1">
+          <w:hyperlink w:anchor="_Toc243305426" w:history="1">
             <w:r>
               <w:rPr>
                 <w:rStyle w:val="Hipervnculo"/>
@@ -501,7 +501,7 @@
               <w:rPr>
                 <w:noProof/>
               </w:rPr>
-              <w:instrText xml:space="preserve"> PAGEREF _Toc243304321 \h </w:instrText>
+              <w:instrText xml:space="preserve"> PAGEREF _Toc243305426 \h </w:instrText>
             </w:r>
             <w:r>
               <w:rPr>
@@ -544,7 +544,7 @@
               <w14:ligatures w14:val="standardContextual"/>
             </w:rPr>
           </w:pPr>
-          <w:hyperlink w:anchor="_Toc243304322" w:history="1">
+          <w:hyperlink w:anchor="_Toc243305427" w:history="1">
             <w:r>
               <w:rPr>
                 <w:rStyle w:val="Hipervnculo"/>
@@ -568,7 +568,7 @@
               <w:rPr>
                 <w:noProof/>
               </w:rPr>
-              <w:instrText xml:space="preserve"> PAGEREF _Toc243304322 \h </w:instrText>
+              <w:instrText xml:space="preserve"> PAGEREF _Toc243305427 \h </w:instrText>
             </w:r>
             <w:r>
               <w:rPr>
@@ -611,7 +611,7 @@
               <w14:ligatures w14:val="standardContextual"/>
             </w:rPr>
           </w:pPr>
-          <w:hyperlink w:anchor="_Toc243304323" w:history="1">
+          <w:hyperlink w:anchor="_Toc243305428" w:history="1">
             <w:r>
               <w:rPr>
                 <w:rStyle w:val="Hipervnculo"/>
@@ -635,7 +635,7 @@
               <w:rPr>
                 <w:noProof/>
               </w:rPr>
-              <w:instrText xml:space="preserve"> PAGEREF _Toc243304323 \h </w:instrText>
+              <w:instrText xml:space="preserve"> PAGEREF _Toc243305428 \h </w:instrText>
             </w:r>
             <w:r>
               <w:rPr>
@@ -678,7 +678,7 @@
               <w14:ligatures w14:val="standardContextual"/>
             </w:rPr>
           </w:pPr>
-          <w:hyperlink w:anchor="_Toc243304324" w:history="1">
+          <w:hyperlink w:anchor="_Toc243305429" w:history="1">
             <w:r>
               <w:rPr>
                 <w:rStyle w:val="Hipervnculo"/>
@@ -702,7 +702,7 @@
               <w:rPr>
                 <w:noProof/>
               </w:rPr>
-              <w:instrText xml:space="preserve"> PAGEREF _Toc243304324 \h </w:instrText>
+              <w:instrText xml:space="preserve"> PAGEREF _Toc243305429 \h </w:instrText>
             </w:r>
             <w:r>
               <w:rPr>
@@ -745,7 +745,7 @@
               <w14:ligatures w14:val="standardContextual"/>
             </w:rPr>
           </w:pPr>
-          <w:hyperlink w:anchor="_Toc243304325" w:history="1">
+          <w:hyperlink w:anchor="_Toc243305430" w:history="1">
             <w:r>
               <w:rPr>
                 <w:rStyle w:val="Hipervnculo"/>
@@ -769,7 +769,7 @@
               <w:rPr>
                 <w:noProof/>
               </w:rPr>
-              <w:instrText xml:space="preserve"> PAGEREF _Toc243304325 \h </w:instrText>
+              <w:instrText xml:space="preserve"> PAGEREF _Toc243305430 \h </w:instrText>
             </w:r>
             <w:r>
               <w:rPr>
@@ -812,7 +812,7 @@
               <w14:ligatures w14:val="standardContextual"/>
             </w:rPr>
           </w:pPr>
-          <w:hyperlink w:anchor="_Toc243304326" w:history="1">
+          <w:hyperlink w:anchor="_Toc243305431" w:history="1">
             <w:r>
               <w:rPr>
                 <w:rStyle w:val="Hipervnculo"/>
@@ -836,7 +836,7 @@
               <w:rPr>
                 <w:noProof/>
               </w:rPr>
-              <w:instrText xml:space="preserve"> PAGEREF _Toc243304326 \h </w:instrText>
+              <w:instrText xml:space="preserve"> PAGEREF _Toc243305431 \h </w:instrText>
             </w:r>
             <w:r>
               <w:rPr>
@@ -879,7 +879,7 @@
               <w14:ligatures w14:val="standardContextual"/>
             </w:rPr>
           </w:pPr>
-          <w:hyperlink w:anchor="_Toc243304327" w:history="1">
+          <w:hyperlink w:anchor="_Toc243305432" w:history="1">
             <w:r>
               <w:rPr>
                 <w:rStyle w:val="Hipervnculo"/>
@@ -903,7 +903,7 @@
               <w:rPr>
                 <w:noProof/>
               </w:rPr>
-              <w:instrText xml:space="preserve"> PAGEREF _Toc243304327 \h </w:instrText>
+              <w:instrText xml:space="preserve"> PAGEREF _Toc243305432 \h </w:instrText>
             </w:r>
             <w:r>
               <w:rPr>
@@ -946,7 +946,7 @@
               <w14:ligatures w14:val="standardContextual"/>
             </w:rPr>
           </w:pPr>
-          <w:hyperlink w:anchor="_Toc243304328" w:history="1">
+          <w:hyperlink w:anchor="_Toc243305433" w:history="1">
             <w:r>
               <w:rPr>
                 <w:rStyle w:val="Hipervnculo"/>
@@ -970,7 +970,7 @@
               <w:rPr>
                 <w:noProof/>
               </w:rPr>
-              <w:instrText xml:space="preserve"> PAGEREF _Toc243304328 \h </w:instrText>
+              <w:instrText xml:space="preserve"> PAGEREF _Toc243305433 \h </w:instrText>
             </w:r>
             <w:r>
               <w:rPr>
@@ -1013,7 +1013,7 @@
               <w14:ligatures w14:val="standardContextual"/>
             </w:rPr>
           </w:pPr>
-          <w:hyperlink w:anchor="_Toc243304329" w:history="1">
+          <w:hyperlink w:anchor="_Toc243305434" w:history="1">
             <w:r>
               <w:rPr>
                 <w:rStyle w:val="Hipervnculo"/>
@@ -1037,7 +1037,7 @@
               <w:rPr>
                 <w:noProof/>
               </w:rPr>
-              <w:instrText xml:space="preserve"> PAGEREF _Toc243304329 \h </w:instrText>
+              <w:instrText xml:space="preserve"> PAGEREF _Toc243305434 \h </w:instrText>
             </w:r>
             <w:r>
               <w:rPr>
@@ -1081,7 +1081,7 @@
         <w:pStyle w:val="Ttulo1"/>
         <w:keepNext/>
       </w:pPr>
-      <w:bookmarkStart w:id="0" w:name="_Toc243304321"/>
+      <w:bookmarkStart w:id="0" w:name="_Toc243305426"/>
       <w:r>
         <w:t>1. Principio</w:t>
       </w:r>
@@ -1155,7 +1155,7 @@
         <w:pStyle w:val="Ttulo1"/>
         <w:keepNext/>
       </w:pPr>
-      <w:bookmarkStart w:id="1" w:name="_Toc243304322"/>
+      <w:bookmarkStart w:id="1" w:name="_Toc243305427"/>
       <w:r>
         <w:t>2. Historia</w:t>
       </w:r>
@@ -1286,7 +1286,7 @@
         <w:pStyle w:val="Ttulo1"/>
         <w:keepNext/>
       </w:pPr>
-      <w:bookmarkStart w:id="2" w:name="_Toc243304323"/>
+      <w:bookmarkStart w:id="2" w:name="_Toc243305428"/>
       <w:r>
         <w:t>3. Flujo para cambiar el modelo</w:t>
       </w:r>
@@ -1484,7 +1484,7 @@
         <w:pStyle w:val="Ttulo1"/>
         <w:keepNext/>
       </w:pPr>
-      <w:bookmarkStart w:id="3" w:name="_Toc243304324"/>
+      <w:bookmarkStart w:id="3" w:name="_Toc243305429"/>
       <w:r>
         <w:t>4. Datos iniciales</w:t>
       </w:r>
@@ -1495,7 +1495,7 @@
         <w:pStyle w:val="Ttulo2"/>
         <w:keepNext/>
       </w:pPr>
-      <w:bookmarkStart w:id="4" w:name="_Toc243304325"/>
+      <w:bookmarkStart w:id="4" w:name="_Toc243305430"/>
       <w:r>
         <w:t>4.1 Seed: primer administrador</w:t>
       </w:r>
@@ -1870,7 +1870,7 @@
         <w:pStyle w:val="Ttulo2"/>
         <w:keepNext/>
       </w:pPr>
-      <w:bookmarkStart w:id="5" w:name="_Toc243304326"/>
+      <w:bookmarkStart w:id="5" w:name="_Toc243305431"/>
       <w:r>
         <w:t>4.2 Catálogos base creados por las migraciones</w:t>
       </w:r>
@@ -2756,7 +2756,7 @@
         <w:pStyle w:val="Ttulo2"/>
         <w:keepNext/>
       </w:pPr>
-      <w:bookmarkStart w:id="6" w:name="_Toc243304327"/>
+      <w:bookmarkStart w:id="6" w:name="_Toc243305432"/>
       <w:r>
         <w:t>4.3 Orden recomendado para una instalación nueva</w:t>
       </w:r>
@@ -2922,7 +2922,7 @@
         <w:pStyle w:val="Ttulo1"/>
         <w:keepNext/>
       </w:pPr>
-      <w:bookmarkStart w:id="7" w:name="_Toc243304328"/>
+      <w:bookmarkStart w:id="7" w:name="_Toc243305433"/>
       <w:r>
         <w:t>5. Bases de datos de trabajo</w:t>
       </w:r>
@@ -3350,7 +3350,7 @@
         <w:pStyle w:val="Ttulo1"/>
         <w:keepNext/>
       </w:pPr>
-      <w:bookmarkStart w:id="8" w:name="_Toc243304329"/>
+      <w:bookmarkStart w:id="8" w:name="_Toc243305434"/>
       <w:r>
         <w:t>6. Lista de migraciones</w:t>
       </w:r>
@@ -15891,10 +15891,10 @@
 <file path=word/numbering.xml><?xml version="1.0" encoding="utf-8"?>
 <w:numbering xmlns:wpc="http://schemas.microsoft.com/office/word/2010/wordprocessingCanvas" xmlns:cx="http://schemas.microsoft.com/office/drawing/2014/chartex" xmlns:cx1="http://schemas.microsoft.com/office/drawing/2015/9/8/chartex" xmlns:cx2="http://schemas.microsoft.com/office/drawing/2015/10/21/chartex" xmlns:cx3="http://schemas.microsoft.com/office/drawing/2016/5/9/chartex" xmlns:cx4="http://schemas.microsoft.com/office/drawing/2016/5/10/chartex" xmlns:cx5="http://schemas.microsoft.com/office/drawing/2016/5/11/chartex" xmlns:cx6="http://schemas.microsoft.com/office/drawing/2016/5/12/chartex" xmlns:cx7="http://schemas.microsoft.com/office/drawing/2016/5/13/chartex" xmlns:cx8="http://schemas.microsoft.com/office/drawing/2016/5/14/chartex" xmlns:mc="http://schemas.openxmlformats.org/markup-compatibility/2006" xmlns:aink="http://schemas.microsoft.com/office/drawing/2016/ink" xmlns:am3d="http://schemas.microsoft.com/office/drawing/2017/model3d" xmlns:o="urn:schemas-microsoft-com:office:office" xmlns:oel="http://schemas.microsoft.com/office/2019/extlst" xmlns:r="http://schemas.openxmlformats.org/officeDocument/2006/relationships" xmlns:m="http://schemas.openxmlformats.org/officeDocument/2006/math" xmlns:v="urn:schemas-microsoft-com:vml" xmlns:wp14="http://schemas.microsoft.com/office/word/2010/wordprocessingDrawing" xmlns:wp="http://schemas.openxmlformats.org/drawingml/2006/wordprocessingDrawing" xmlns:w10="urn:schemas-microsoft-com:office:word" xmlns:w="http://schemas.openxmlformats.org/wordprocessingml/2006/main" xmlns:w14="http://schemas.microsoft.com/office/word/2010/wordml" xmlns:w15="http://schemas.microsoft.com/office/word/2012/wordml" xmlns:w16cex="http://schemas.microsoft.com/office/word/2018/wordml/cex" xmlns:w16cid="http://schemas.microsoft.com/office/word/2016/wordml/cid" xmlns:w16="http://schemas.microsoft.com/office/word/2018/wordml" xmlns:w16du="http://schemas.microsoft.com/office/word/2023/wordml/word16du" xmlns:w16sdtdh="http://schemas.microsoft.com/office/word/2020/wordml/sdtdatahash" xmlns:w16sdtfl="http://schemas.microsoft.com/office/word/2024/wordml/sdtformatlock" xmlns:w16se="http://schemas.microsoft.com/office/word/2015/wordml/symex" xmlns:wpg="http://schemas.microsoft.com/office/word/2010/wordprocessingGroup" xmlns:wpi="http://schemas.microsoft.com/office/word/2010/wordprocessingInk" xmlns:wne="http://schemas.microsoft.com/office/word/2006/wordml" xmlns:wps="http://schemas.microsoft.com/office/word/2010/wordprocessingShape" mc:Ignorable="w14 w15 w16se w16cid w16 w16cex w16sdtdh w16sdtfl w16du wp14">
   <w:abstractNum w:abstractNumId="0" w15:restartNumberingAfterBreak="0">
-    <w:nsid w:val="74C31D2D"/>
+    <w:nsid w:val="13E740E2"/>
     <w:multiLevelType w:val="hybridMultilevel"/>
-    <w:tmpl w:val="DC7653CE"/>
-    <w:lvl w:ilvl="0" w:tplc="5912912C">
+    <w:tmpl w:val="CEBA758A"/>
+    <w:lvl w:ilvl="0" w:tplc="BA8640E2">
       <w:start w:val="1"/>
       <w:numFmt w:val="bullet"/>
       <w:lvlText w:val="•"/>
@@ -15903,7 +15903,7 @@
         <w:ind w:left="400" w:hanging="260"/>
       </w:pPr>
     </w:lvl>
-    <w:lvl w:ilvl="1" w:tplc="C7942F60" w:tentative="1">
+    <w:lvl w:ilvl="1" w:tplc="7E060830" w:tentative="1">
       <w:start w:val="1"/>
       <w:numFmt w:val="bullet"/>
       <w:lvlText w:val="–"/>
@@ -15912,7 +15912,7 @@
         <w:ind w:left="760" w:hanging="260"/>
       </w:pPr>
     </w:lvl>
-    <w:lvl w:ilvl="2" w:tplc="E5A6AAA2" w:tentative="1">
+    <w:lvl w:ilvl="2" w:tplc="59AECCC0" w:tentative="1">
       <w:start w:val="1"/>
       <w:numFmt w:val="bullet"/>
       <w:lvlText w:val="·"/>
@@ -15921,42 +15921,42 @@
         <w:ind w:left="1120" w:hanging="260"/>
       </w:pPr>
     </w:lvl>
-    <w:lvl w:ilvl="3" w:tplc="920C7FBC">
+    <w:lvl w:ilvl="3" w:tplc="92B0EF50">
       <w:numFmt w:val="decimal"/>
       <w:lvlText w:val=""/>
       <w:lvlJc w:val="left"/>
     </w:lvl>
-    <w:lvl w:ilvl="4" w:tplc="C556095E">
+    <w:lvl w:ilvl="4" w:tplc="5CDCF900">
       <w:numFmt w:val="decimal"/>
       <w:lvlText w:val=""/>
       <w:lvlJc w:val="left"/>
     </w:lvl>
-    <w:lvl w:ilvl="5" w:tplc="9F062416">
+    <w:lvl w:ilvl="5" w:tplc="F6604344">
       <w:numFmt w:val="decimal"/>
       <w:lvlText w:val=""/>
       <w:lvlJc w:val="left"/>
     </w:lvl>
-    <w:lvl w:ilvl="6" w:tplc="ED2EA220">
+    <w:lvl w:ilvl="6" w:tplc="E88E5052">
       <w:numFmt w:val="decimal"/>
       <w:lvlText w:val=""/>
       <w:lvlJc w:val="left"/>
     </w:lvl>
-    <w:lvl w:ilvl="7" w:tplc="38AA488C">
+    <w:lvl w:ilvl="7" w:tplc="D0EEBC62">
       <w:numFmt w:val="decimal"/>
       <w:lvlText w:val=""/>
       <w:lvlJc w:val="left"/>
     </w:lvl>
-    <w:lvl w:ilvl="8" w:tplc="B658EF26">
+    <w:lvl w:ilvl="8" w:tplc="A47A7BA0">
       <w:numFmt w:val="decimal"/>
       <w:lvlText w:val=""/>
       <w:lvlJc w:val="left"/>
     </w:lvl>
   </w:abstractNum>
   <w:abstractNum w:abstractNumId="1" w15:restartNumberingAfterBreak="0">
-    <w:nsid w:val="74E11C90"/>
+    <w:nsid w:val="28C376E0"/>
     <w:multiLevelType w:val="hybridMultilevel"/>
-    <w:tmpl w:val="0964BAD8"/>
-    <w:lvl w:ilvl="0" w:tplc="8D5A5074" w:tentative="1">
+    <w:tmpl w:val="9A5C4C58"/>
+    <w:lvl w:ilvl="0" w:tplc="2196E3EC" w:tentative="1">
       <w:start w:val="1"/>
       <w:numFmt w:val="bullet"/>
       <w:lvlText w:val="●"/>
@@ -15965,7 +15965,7 @@
         <w:ind w:left="720" w:hanging="360"/>
       </w:pPr>
     </w:lvl>
-    <w:lvl w:ilvl="1" w:tplc="ED98990A" w:tentative="1">
+    <w:lvl w:ilvl="1" w:tplc="98CC5470" w:tentative="1">
       <w:start w:val="1"/>
       <w:numFmt w:val="bullet"/>
       <w:lvlText w:val="○"/>
@@ -15974,7 +15974,7 @@
         <w:ind w:left="1440" w:hanging="360"/>
       </w:pPr>
     </w:lvl>
-    <w:lvl w:ilvl="2" w:tplc="BEB6BDBC" w:tentative="1">
+    <w:lvl w:ilvl="2" w:tplc="AB9E3B2E" w:tentative="1">
       <w:start w:val="1"/>
       <w:numFmt w:val="bullet"/>
       <w:lvlText w:val="■"/>
@@ -15983,7 +15983,7 @@
         <w:ind w:left="2160" w:hanging="360"/>
       </w:pPr>
     </w:lvl>
-    <w:lvl w:ilvl="3" w:tplc="4E687620" w:tentative="1">
+    <w:lvl w:ilvl="3" w:tplc="CFB63134" w:tentative="1">
       <w:start w:val="1"/>
       <w:numFmt w:val="bullet"/>
       <w:lvlText w:val="●"/>
@@ -15992,7 +15992,7 @@
         <w:ind w:left="2880" w:hanging="360"/>
       </w:pPr>
     </w:lvl>
-    <w:lvl w:ilvl="4" w:tplc="0E368CBA" w:tentative="1">
+    <w:lvl w:ilvl="4" w:tplc="FAC4B3AC" w:tentative="1">
       <w:start w:val="1"/>
       <w:numFmt w:val="bullet"/>
       <w:lvlText w:val="○"/>
@@ -16001,7 +16001,7 @@
         <w:ind w:left="3600" w:hanging="360"/>
       </w:pPr>
     </w:lvl>
-    <w:lvl w:ilvl="5" w:tplc="6622C570" w:tentative="1">
+    <w:lvl w:ilvl="5" w:tplc="6A70C94C" w:tentative="1">
       <w:start w:val="1"/>
       <w:numFmt w:val="bullet"/>
       <w:lvlText w:val="■"/>
@@ -16010,7 +16010,7 @@
         <w:ind w:left="4320" w:hanging="360"/>
       </w:pPr>
     </w:lvl>
-    <w:lvl w:ilvl="6" w:tplc="E352780C" w:tentative="1">
+    <w:lvl w:ilvl="6" w:tplc="EBAE0B92" w:tentative="1">
       <w:start w:val="1"/>
       <w:numFmt w:val="bullet"/>
       <w:lvlText w:val="●"/>
@@ -16019,7 +16019,7 @@
         <w:ind w:left="5040" w:hanging="360"/>
       </w:pPr>
     </w:lvl>
-    <w:lvl w:ilvl="7" w:tplc="03369C86" w:tentative="1">
+    <w:lvl w:ilvl="7" w:tplc="32D8D748" w:tentative="1">
       <w:start w:val="1"/>
       <w:numFmt w:val="bullet"/>
       <w:lvlText w:val="●"/>
@@ -16028,7 +16028,7 @@
         <w:ind w:left="5760" w:hanging="360"/>
       </w:pPr>
     </w:lvl>
-    <w:lvl w:ilvl="8" w:tplc="2D6CF5E2" w:tentative="1">
+    <w:lvl w:ilvl="8" w:tplc="A184BFAA" w:tentative="1">
       <w:start w:val="1"/>
       <w:numFmt w:val="bullet"/>
       <w:lvlText w:val="●"/>
@@ -16039,10 +16039,10 @@
     </w:lvl>
   </w:abstractNum>
   <w:abstractNum w:abstractNumId="2" w15:restartNumberingAfterBreak="0">
-    <w:nsid w:val="7F7F78AC"/>
+    <w:nsid w:val="44AE1B39"/>
     <w:multiLevelType w:val="hybridMultilevel"/>
-    <w:tmpl w:val="819238BA"/>
-    <w:lvl w:ilvl="0" w:tplc="A0BCDE8C">
+    <w:tmpl w:val="10D2A5E4"/>
+    <w:lvl w:ilvl="0" w:tplc="A79A45D8">
       <w:start w:val="1"/>
       <w:numFmt w:val="decimal"/>
       <w:lvlText w:val="%1."/>
@@ -16051,66 +16051,66 @@
         <w:ind w:left="420" w:hanging="300"/>
       </w:pPr>
     </w:lvl>
-    <w:lvl w:ilvl="1" w:tplc="3B6CE69A">
+    <w:lvl w:ilvl="1" w:tplc="FE3836C0">
       <w:numFmt w:val="decimal"/>
       <w:lvlText w:val=""/>
       <w:lvlJc w:val="left"/>
     </w:lvl>
-    <w:lvl w:ilvl="2" w:tplc="383A6B10">
+    <w:lvl w:ilvl="2" w:tplc="F42E0C5C">
       <w:numFmt w:val="decimal"/>
       <w:lvlText w:val=""/>
       <w:lvlJc w:val="left"/>
     </w:lvl>
-    <w:lvl w:ilvl="3" w:tplc="C95EADCA">
+    <w:lvl w:ilvl="3" w:tplc="A15E378C">
       <w:numFmt w:val="decimal"/>
       <w:lvlText w:val=""/>
       <w:lvlJc w:val="left"/>
     </w:lvl>
-    <w:lvl w:ilvl="4" w:tplc="8B0A6C0C">
+    <w:lvl w:ilvl="4" w:tplc="3DE028B4">
       <w:numFmt w:val="decimal"/>
       <w:lvlText w:val=""/>
       <w:lvlJc w:val="left"/>
     </w:lvl>
-    <w:lvl w:ilvl="5" w:tplc="943E9BCA">
+    <w:lvl w:ilvl="5" w:tplc="FBD0273A">
       <w:numFmt w:val="decimal"/>
       <w:lvlText w:val=""/>
       <w:lvlJc w:val="left"/>
     </w:lvl>
-    <w:lvl w:ilvl="6" w:tplc="31EEDC0C">
+    <w:lvl w:ilvl="6" w:tplc="309C60AE">
       <w:numFmt w:val="decimal"/>
       <w:lvlText w:val=""/>
       <w:lvlJc w:val="left"/>
     </w:lvl>
-    <w:lvl w:ilvl="7" w:tplc="64744EEE">
+    <w:lvl w:ilvl="7" w:tplc="584E2586">
       <w:numFmt w:val="decimal"/>
       <w:lvlText w:val=""/>
       <w:lvlJc w:val="left"/>
     </w:lvl>
-    <w:lvl w:ilvl="8" w:tplc="4E6E45AC">
+    <w:lvl w:ilvl="8" w:tplc="DA9C12A6">
       <w:numFmt w:val="decimal"/>
       <w:lvlText w:val=""/>
       <w:lvlJc w:val="left"/>
     </w:lvl>
   </w:abstractNum>
-  <w:num w:numId="1" w16cid:durableId="1933078034">
+  <w:num w:numId="1" w16cid:durableId="26569957">
     <w:abstractNumId w:val="1"/>
     <w:lvlOverride w:ilvl="0">
       <w:startOverride w:val="1"/>
     </w:lvlOverride>
   </w:num>
-  <w:num w:numId="2" w16cid:durableId="841629161">
+  <w:num w:numId="2" w16cid:durableId="1181552981">
     <w:abstractNumId w:val="0"/>
     <w:lvlOverride w:ilvl="0">
       <w:startOverride w:val="1"/>
     </w:lvlOverride>
   </w:num>
-  <w:num w:numId="3" w16cid:durableId="138695230">
+  <w:num w:numId="3" w16cid:durableId="1619140253">
     <w:abstractNumId w:val="2"/>
     <w:lvlOverride w:ilvl="0">
       <w:startOverride w:val="1"/>
     </w:lvlOverride>
   </w:num>
-  <w:num w:numId="4" w16cid:durableId="1370305177">
+  <w:num w:numId="4" w16cid:durableId="87777222">
     <w:abstractNumId w:val="2"/>
     <w:lvlOverride w:ilvl="0">
       <w:startOverride w:val="1"/>
@@ -16752,7 +16752,7 @@
     <w:autoRedefine/>
     <w:uiPriority w:val="39"/>
     <w:unhideWhenUsed/>
-    <w:rsid w:val="00060242"/>
+    <w:rsid w:val="007A2D55"/>
     <w:pPr>
       <w:spacing w:after="100"/>
     </w:pPr>
@@ -16764,7 +16764,7 @@
     <w:autoRedefine/>
     <w:uiPriority w:val="39"/>
     <w:unhideWhenUsed/>
-    <w:rsid w:val="00060242"/>
+    <w:rsid w:val="007A2D55"/>
     <w:pPr>
       <w:spacing w:after="100"/>
       <w:ind w:left="210"/>

--- a/documentacion/Migraciones y datos iniciales.docx
+++ b/documentacion/Migraciones y datos iniciales.docx
@@ -448,7 +448,7 @@
     <w:sdt>
       <w:sdtPr>
         <w:alias w:val="Contenido"/>
-        <w:id w:val="-1971279782"/>
+        <w:id w:val="-1567643413"/>
       </w:sdtPr>
       <w:sdtEndPr/>
       <w:sdtContent>
@@ -477,7 +477,7 @@
           <w:r>
             <w:fldChar w:fldCharType="separate"/>
           </w:r>
-          <w:hyperlink w:anchor="_Toc243305426" w:history="1">
+          <w:hyperlink w:anchor="_Toc243311872" w:history="1">
             <w:r>
               <w:rPr>
                 <w:rStyle w:val="Hipervnculo"/>
@@ -501,7 +501,7 @@
               <w:rPr>
                 <w:noProof/>
               </w:rPr>
-              <w:instrText xml:space="preserve"> PAGEREF _Toc243305426 \h </w:instrText>
+              <w:instrText xml:space="preserve"> PAGEREF _Toc243311872 \h </w:instrText>
             </w:r>
             <w:r>
               <w:rPr>
@@ -544,7 +544,7 @@
               <w14:ligatures w14:val="standardContextual"/>
             </w:rPr>
           </w:pPr>
-          <w:hyperlink w:anchor="_Toc243305427" w:history="1">
+          <w:hyperlink w:anchor="_Toc243311873" w:history="1">
             <w:r>
               <w:rPr>
                 <w:rStyle w:val="Hipervnculo"/>
@@ -568,7 +568,7 @@
               <w:rPr>
                 <w:noProof/>
               </w:rPr>
-              <w:instrText xml:space="preserve"> PAGEREF _Toc243305427 \h </w:instrText>
+              <w:instrText xml:space="preserve"> PAGEREF _Toc243311873 \h </w:instrText>
             </w:r>
             <w:r>
               <w:rPr>
@@ -611,7 +611,7 @@
               <w14:ligatures w14:val="standardContextual"/>
             </w:rPr>
           </w:pPr>
-          <w:hyperlink w:anchor="_Toc243305428" w:history="1">
+          <w:hyperlink w:anchor="_Toc243311874" w:history="1">
             <w:r>
               <w:rPr>
                 <w:rStyle w:val="Hipervnculo"/>
@@ -635,7 +635,7 @@
               <w:rPr>
                 <w:noProof/>
               </w:rPr>
-              <w:instrText xml:space="preserve"> PAGEREF _Toc243305428 \h </w:instrText>
+              <w:instrText xml:space="preserve"> PAGEREF _Toc243311874 \h </w:instrText>
             </w:r>
             <w:r>
               <w:rPr>
@@ -678,7 +678,7 @@
               <w14:ligatures w14:val="standardContextual"/>
             </w:rPr>
           </w:pPr>
-          <w:hyperlink w:anchor="_Toc243305429" w:history="1">
+          <w:hyperlink w:anchor="_Toc243311875" w:history="1">
             <w:r>
               <w:rPr>
                 <w:rStyle w:val="Hipervnculo"/>
@@ -702,7 +702,7 @@
               <w:rPr>
                 <w:noProof/>
               </w:rPr>
-              <w:instrText xml:space="preserve"> PAGEREF _Toc243305429 \h </w:instrText>
+              <w:instrText xml:space="preserve"> PAGEREF _Toc243311875 \h </w:instrText>
             </w:r>
             <w:r>
               <w:rPr>
@@ -745,7 +745,7 @@
               <w14:ligatures w14:val="standardContextual"/>
             </w:rPr>
           </w:pPr>
-          <w:hyperlink w:anchor="_Toc243305430" w:history="1">
+          <w:hyperlink w:anchor="_Toc243311876" w:history="1">
             <w:r>
               <w:rPr>
                 <w:rStyle w:val="Hipervnculo"/>
@@ -769,7 +769,7 @@
               <w:rPr>
                 <w:noProof/>
               </w:rPr>
-              <w:instrText xml:space="preserve"> PAGEREF _Toc243305430 \h </w:instrText>
+              <w:instrText xml:space="preserve"> PAGEREF _Toc243311876 \h </w:instrText>
             </w:r>
             <w:r>
               <w:rPr>
@@ -812,7 +812,7 @@
               <w14:ligatures w14:val="standardContextual"/>
             </w:rPr>
           </w:pPr>
-          <w:hyperlink w:anchor="_Toc243305431" w:history="1">
+          <w:hyperlink w:anchor="_Toc243311877" w:history="1">
             <w:r>
               <w:rPr>
                 <w:rStyle w:val="Hipervnculo"/>
@@ -836,7 +836,7 @@
               <w:rPr>
                 <w:noProof/>
               </w:rPr>
-              <w:instrText xml:space="preserve"> PAGEREF _Toc243305431 \h </w:instrText>
+              <w:instrText xml:space="preserve"> PAGEREF _Toc243311877 \h </w:instrText>
             </w:r>
             <w:r>
               <w:rPr>
@@ -879,7 +879,7 @@
               <w14:ligatures w14:val="standardContextual"/>
             </w:rPr>
           </w:pPr>
-          <w:hyperlink w:anchor="_Toc243305432" w:history="1">
+          <w:hyperlink w:anchor="_Toc243311878" w:history="1">
             <w:r>
               <w:rPr>
                 <w:rStyle w:val="Hipervnculo"/>
@@ -903,7 +903,7 @@
               <w:rPr>
                 <w:noProof/>
               </w:rPr>
-              <w:instrText xml:space="preserve"> PAGEREF _Toc243305432 \h </w:instrText>
+              <w:instrText xml:space="preserve"> PAGEREF _Toc243311878 \h </w:instrText>
             </w:r>
             <w:r>
               <w:rPr>
@@ -946,7 +946,7 @@
               <w14:ligatures w14:val="standardContextual"/>
             </w:rPr>
           </w:pPr>
-          <w:hyperlink w:anchor="_Toc243305433" w:history="1">
+          <w:hyperlink w:anchor="_Toc243311879" w:history="1">
             <w:r>
               <w:rPr>
                 <w:rStyle w:val="Hipervnculo"/>
@@ -970,7 +970,7 @@
               <w:rPr>
                 <w:noProof/>
               </w:rPr>
-              <w:instrText xml:space="preserve"> PAGEREF _Toc243305433 \h </w:instrText>
+              <w:instrText xml:space="preserve"> PAGEREF _Toc243311879 \h </w:instrText>
             </w:r>
             <w:r>
               <w:rPr>
@@ -1013,7 +1013,7 @@
               <w14:ligatures w14:val="standardContextual"/>
             </w:rPr>
           </w:pPr>
-          <w:hyperlink w:anchor="_Toc243305434" w:history="1">
+          <w:hyperlink w:anchor="_Toc243311880" w:history="1">
             <w:r>
               <w:rPr>
                 <w:rStyle w:val="Hipervnculo"/>
@@ -1037,7 +1037,7 @@
               <w:rPr>
                 <w:noProof/>
               </w:rPr>
-              <w:instrText xml:space="preserve"> PAGEREF _Toc243305434 \h </w:instrText>
+              <w:instrText xml:space="preserve"> PAGEREF _Toc243311880 \h </w:instrText>
             </w:r>
             <w:r>
               <w:rPr>
@@ -1081,7 +1081,7 @@
         <w:pStyle w:val="Ttulo1"/>
         <w:keepNext/>
       </w:pPr>
-      <w:bookmarkStart w:id="0" w:name="_Toc243305426"/>
+      <w:bookmarkStart w:id="0" w:name="_Toc243311872"/>
       <w:r>
         <w:t>1. Principio</w:t>
       </w:r>
@@ -1155,7 +1155,7 @@
         <w:pStyle w:val="Ttulo1"/>
         <w:keepNext/>
       </w:pPr>
-      <w:bookmarkStart w:id="1" w:name="_Toc243305427"/>
+      <w:bookmarkStart w:id="1" w:name="_Toc243311873"/>
       <w:r>
         <w:t>2. Historia</w:t>
       </w:r>
@@ -1286,7 +1286,7 @@
         <w:pStyle w:val="Ttulo1"/>
         <w:keepNext/>
       </w:pPr>
-      <w:bookmarkStart w:id="2" w:name="_Toc243305428"/>
+      <w:bookmarkStart w:id="2" w:name="_Toc243311874"/>
       <w:r>
         <w:t>3. Flujo para cambiar el modelo</w:t>
       </w:r>
@@ -1484,7 +1484,7 @@
         <w:pStyle w:val="Ttulo1"/>
         <w:keepNext/>
       </w:pPr>
-      <w:bookmarkStart w:id="3" w:name="_Toc243305429"/>
+      <w:bookmarkStart w:id="3" w:name="_Toc243311875"/>
       <w:r>
         <w:t>4. Datos iniciales</w:t>
       </w:r>
@@ -1495,7 +1495,7 @@
         <w:pStyle w:val="Ttulo2"/>
         <w:keepNext/>
       </w:pPr>
-      <w:bookmarkStart w:id="4" w:name="_Toc243305430"/>
+      <w:bookmarkStart w:id="4" w:name="_Toc243311876"/>
       <w:r>
         <w:t>4.1 Seed: primer administrador</w:t>
       </w:r>
@@ -1870,7 +1870,7 @@
         <w:pStyle w:val="Ttulo2"/>
         <w:keepNext/>
       </w:pPr>
-      <w:bookmarkStart w:id="5" w:name="_Toc243305431"/>
+      <w:bookmarkStart w:id="5" w:name="_Toc243311877"/>
       <w:r>
         <w:t>4.2 Catálogos base creados por las migraciones</w:t>
       </w:r>
@@ -2756,7 +2756,7 @@
         <w:pStyle w:val="Ttulo2"/>
         <w:keepNext/>
       </w:pPr>
-      <w:bookmarkStart w:id="6" w:name="_Toc243305432"/>
+      <w:bookmarkStart w:id="6" w:name="_Toc243311878"/>
       <w:r>
         <w:t>4.3 Orden recomendado para una instalación nueva</w:t>
       </w:r>
@@ -2922,7 +2922,7 @@
         <w:pStyle w:val="Ttulo1"/>
         <w:keepNext/>
       </w:pPr>
-      <w:bookmarkStart w:id="7" w:name="_Toc243305433"/>
+      <w:bookmarkStart w:id="7" w:name="_Toc243311879"/>
       <w:r>
         <w:t>5. Bases de datos de trabajo</w:t>
       </w:r>
@@ -3350,7 +3350,7 @@
         <w:pStyle w:val="Ttulo1"/>
         <w:keepNext/>
       </w:pPr>
-      <w:bookmarkStart w:id="8" w:name="_Toc243305434"/>
+      <w:bookmarkStart w:id="8" w:name="_Toc243311880"/>
       <w:r>
         <w:t>6. Lista de migraciones</w:t>
       </w:r>
@@ -15891,10 +15891,10 @@
 <file path=word/numbering.xml><?xml version="1.0" encoding="utf-8"?>
 <w:numbering xmlns:wpc="http://schemas.microsoft.com/office/word/2010/wordprocessingCanvas" xmlns:cx="http://schemas.microsoft.com/office/drawing/2014/chartex" xmlns:cx1="http://schemas.microsoft.com/office/drawing/2015/9/8/chartex" xmlns:cx2="http://schemas.microsoft.com/office/drawing/2015/10/21/chartex" xmlns:cx3="http://schemas.microsoft.com/office/drawing/2016/5/9/chartex" xmlns:cx4="http://schemas.microsoft.com/office/drawing/2016/5/10/chartex" xmlns:cx5="http://schemas.microsoft.com/office/drawing/2016/5/11/chartex" xmlns:cx6="http://schemas.microsoft.com/office/drawing/2016/5/12/chartex" xmlns:cx7="http://schemas.microsoft.com/office/drawing/2016/5/13/chartex" xmlns:cx8="http://schemas.microsoft.com/office/drawing/2016/5/14/chartex" xmlns:mc="http://schemas.openxmlformats.org/markup-compatibility/2006" xmlns:aink="http://schemas.microsoft.com/office/drawing/2016/ink" xmlns:am3d="http://schemas.microsoft.com/office/drawing/2017/model3d" xmlns:o="urn:schemas-microsoft-com:office:office" xmlns:oel="http://schemas.microsoft.com/office/2019/extlst" xmlns:r="http://schemas.openxmlformats.org/officeDocument/2006/relationships" xmlns:m="http://schemas.openxmlformats.org/officeDocument/2006/math" xmlns:v="urn:schemas-microsoft-com:vml" xmlns:wp14="http://schemas.microsoft.com/office/word/2010/wordprocessingDrawing" xmlns:wp="http://schemas.openxmlformats.org/drawingml/2006/wordprocessingDrawing" xmlns:w10="urn:schemas-microsoft-com:office:word" xmlns:w="http://schemas.openxmlformats.org/wordprocessingml/2006/main" xmlns:w14="http://schemas.microsoft.com/office/word/2010/wordml" xmlns:w15="http://schemas.microsoft.com/office/word/2012/wordml" xmlns:w16cex="http://schemas.microsoft.com/office/word/2018/wordml/cex" xmlns:w16cid="http://schemas.microsoft.com/office/word/2016/wordml/cid" xmlns:w16="http://schemas.microsoft.com/office/word/2018/wordml" xmlns:w16du="http://schemas.microsoft.com/office/word/2023/wordml/word16du" xmlns:w16sdtdh="http://schemas.microsoft.com/office/word/2020/wordml/sdtdatahash" xmlns:w16sdtfl="http://schemas.microsoft.com/office/word/2024/wordml/sdtformatlock" xmlns:w16se="http://schemas.microsoft.com/office/word/2015/wordml/symex" xmlns:wpg="http://schemas.microsoft.com/office/word/2010/wordprocessingGroup" xmlns:wpi="http://schemas.microsoft.com/office/word/2010/wordprocessingInk" xmlns:wne="http://schemas.microsoft.com/office/word/2006/wordml" xmlns:wps="http://schemas.microsoft.com/office/word/2010/wordprocessingShape" mc:Ignorable="w14 w15 w16se w16cid w16 w16cex w16sdtdh w16sdtfl w16du wp14">
   <w:abstractNum w:abstractNumId="0" w15:restartNumberingAfterBreak="0">
-    <w:nsid w:val="13E740E2"/>
+    <w:nsid w:val="18C0422A"/>
     <w:multiLevelType w:val="hybridMultilevel"/>
-    <w:tmpl w:val="CEBA758A"/>
-    <w:lvl w:ilvl="0" w:tplc="BA8640E2">
+    <w:tmpl w:val="1E8A086C"/>
+    <w:lvl w:ilvl="0" w:tplc="6436DF20">
       <w:start w:val="1"/>
       <w:numFmt w:val="bullet"/>
       <w:lvlText w:val="•"/>
@@ -15903,7 +15903,7 @@
         <w:ind w:left="400" w:hanging="260"/>
       </w:pPr>
     </w:lvl>
-    <w:lvl w:ilvl="1" w:tplc="7E060830" w:tentative="1">
+    <w:lvl w:ilvl="1" w:tplc="65F002F2" w:tentative="1">
       <w:start w:val="1"/>
       <w:numFmt w:val="bullet"/>
       <w:lvlText w:val="–"/>
@@ -15912,7 +15912,7 @@
         <w:ind w:left="760" w:hanging="260"/>
       </w:pPr>
     </w:lvl>
-    <w:lvl w:ilvl="2" w:tplc="59AECCC0" w:tentative="1">
+    <w:lvl w:ilvl="2" w:tplc="6BECBE68" w:tentative="1">
       <w:start w:val="1"/>
       <w:numFmt w:val="bullet"/>
       <w:lvlText w:val="·"/>
@@ -15921,42 +15921,96 @@
         <w:ind w:left="1120" w:hanging="260"/>
       </w:pPr>
     </w:lvl>
-    <w:lvl w:ilvl="3" w:tplc="92B0EF50">
+    <w:lvl w:ilvl="3" w:tplc="36CA465C">
       <w:numFmt w:val="decimal"/>
       <w:lvlText w:val=""/>
       <w:lvlJc w:val="left"/>
     </w:lvl>
-    <w:lvl w:ilvl="4" w:tplc="5CDCF900">
+    <w:lvl w:ilvl="4" w:tplc="B266682A">
       <w:numFmt w:val="decimal"/>
       <w:lvlText w:val=""/>
       <w:lvlJc w:val="left"/>
     </w:lvl>
-    <w:lvl w:ilvl="5" w:tplc="F6604344">
+    <w:lvl w:ilvl="5" w:tplc="88521B3C">
       <w:numFmt w:val="decimal"/>
       <w:lvlText w:val=""/>
       <w:lvlJc w:val="left"/>
     </w:lvl>
-    <w:lvl w:ilvl="6" w:tplc="E88E5052">
+    <w:lvl w:ilvl="6" w:tplc="2278DB32">
       <w:numFmt w:val="decimal"/>
       <w:lvlText w:val=""/>
       <w:lvlJc w:val="left"/>
     </w:lvl>
-    <w:lvl w:ilvl="7" w:tplc="D0EEBC62">
+    <w:lvl w:ilvl="7" w:tplc="BC441594">
       <w:numFmt w:val="decimal"/>
       <w:lvlText w:val=""/>
       <w:lvlJc w:val="left"/>
     </w:lvl>
-    <w:lvl w:ilvl="8" w:tplc="A47A7BA0">
+    <w:lvl w:ilvl="8" w:tplc="2586FE78">
       <w:numFmt w:val="decimal"/>
       <w:lvlText w:val=""/>
       <w:lvlJc w:val="left"/>
     </w:lvl>
   </w:abstractNum>
   <w:abstractNum w:abstractNumId="1" w15:restartNumberingAfterBreak="0">
-    <w:nsid w:val="28C376E0"/>
+    <w:nsid w:val="2DEF54B7"/>
     <w:multiLevelType w:val="hybridMultilevel"/>
-    <w:tmpl w:val="9A5C4C58"/>
-    <w:lvl w:ilvl="0" w:tplc="2196E3EC" w:tentative="1">
+    <w:tmpl w:val="594ACF04"/>
+    <w:lvl w:ilvl="0" w:tplc="42CE4138">
+      <w:start w:val="1"/>
+      <w:numFmt w:val="decimal"/>
+      <w:lvlText w:val="%1."/>
+      <w:lvlJc w:val="left"/>
+      <w:pPr>
+        <w:ind w:left="420" w:hanging="300"/>
+      </w:pPr>
+    </w:lvl>
+    <w:lvl w:ilvl="1" w:tplc="8F60D8FC">
+      <w:numFmt w:val="decimal"/>
+      <w:lvlText w:val=""/>
+      <w:lvlJc w:val="left"/>
+    </w:lvl>
+    <w:lvl w:ilvl="2" w:tplc="FBFA27E4">
+      <w:numFmt w:val="decimal"/>
+      <w:lvlText w:val=""/>
+      <w:lvlJc w:val="left"/>
+    </w:lvl>
+    <w:lvl w:ilvl="3" w:tplc="99D28DF8">
+      <w:numFmt w:val="decimal"/>
+      <w:lvlText w:val=""/>
+      <w:lvlJc w:val="left"/>
+    </w:lvl>
+    <w:lvl w:ilvl="4" w:tplc="DB969748">
+      <w:numFmt w:val="decimal"/>
+      <w:lvlText w:val=""/>
+      <w:lvlJc w:val="left"/>
+    </w:lvl>
+    <w:lvl w:ilvl="5" w:tplc="0BC000B2">
+      <w:numFmt w:val="decimal"/>
+      <w:lvlText w:val=""/>
+      <w:lvlJc w:val="left"/>
+    </w:lvl>
+    <w:lvl w:ilvl="6" w:tplc="F4482E4A">
+      <w:numFmt w:val="decimal"/>
+      <w:lvlText w:val=""/>
+      <w:lvlJc w:val="left"/>
+    </w:lvl>
+    <w:lvl w:ilvl="7" w:tplc="2F30D3DC">
+      <w:numFmt w:val="decimal"/>
+      <w:lvlText w:val=""/>
+      <w:lvlJc w:val="left"/>
+    </w:lvl>
+    <w:lvl w:ilvl="8" w:tplc="421CAD68">
+      <w:numFmt w:val="decimal"/>
+      <w:lvlText w:val=""/>
+      <w:lvlJc w:val="left"/>
+    </w:lvl>
+  </w:abstractNum>
+  <w:abstractNum w:abstractNumId="2" w15:restartNumberingAfterBreak="0">
+    <w:nsid w:val="6A6E4F70"/>
+    <w:multiLevelType w:val="hybridMultilevel"/>
+    <w:tmpl w:val="A7249946"/>
+    <w:lvl w:ilvl="0" w:tplc="90E8C12C" w:tentative="1">
       <w:start w:val="1"/>
       <w:numFmt w:val="bullet"/>
       <w:lvlText w:val="●"/>
@@ -15965,7 +16019,7 @@
         <w:ind w:left="720" w:hanging="360"/>
       </w:pPr>
     </w:lvl>
-    <w:lvl w:ilvl="1" w:tplc="98CC5470" w:tentative="1">
+    <w:lvl w:ilvl="1" w:tplc="46C2F352" w:tentative="1">
       <w:start w:val="1"/>
       <w:numFmt w:val="bullet"/>
       <w:lvlText w:val="○"/>
@@ -15974,7 +16028,7 @@
         <w:ind w:left="1440" w:hanging="360"/>
       </w:pPr>
     </w:lvl>
-    <w:lvl w:ilvl="2" w:tplc="AB9E3B2E" w:tentative="1">
+    <w:lvl w:ilvl="2" w:tplc="16DA2836" w:tentative="1">
       <w:start w:val="1"/>
       <w:numFmt w:val="bullet"/>
       <w:lvlText w:val="■"/>
@@ -15983,7 +16037,7 @@
         <w:ind w:left="2160" w:hanging="360"/>
       </w:pPr>
     </w:lvl>
-    <w:lvl w:ilvl="3" w:tplc="CFB63134" w:tentative="1">
+    <w:lvl w:ilvl="3" w:tplc="11FA29F0" w:tentative="1">
       <w:start w:val="1"/>
       <w:numFmt w:val="bullet"/>
       <w:lvlText w:val="●"/>
@@ -15992,7 +16046,7 @@
         <w:ind w:left="2880" w:hanging="360"/>
       </w:pPr>
     </w:lvl>
-    <w:lvl w:ilvl="4" w:tplc="FAC4B3AC" w:tentative="1">
+    <w:lvl w:ilvl="4" w:tplc="2C10C8EE" w:tentative="1">
       <w:start w:val="1"/>
       <w:numFmt w:val="bullet"/>
       <w:lvlText w:val="○"/>
@@ -16001,7 +16055,7 @@
         <w:ind w:left="3600" w:hanging="360"/>
       </w:pPr>
     </w:lvl>
-    <w:lvl w:ilvl="5" w:tplc="6A70C94C" w:tentative="1">
+    <w:lvl w:ilvl="5" w:tplc="EE54B03C" w:tentative="1">
       <w:start w:val="1"/>
       <w:numFmt w:val="bullet"/>
       <w:lvlText w:val="■"/>
@@ -16010,7 +16064,7 @@
         <w:ind w:left="4320" w:hanging="360"/>
       </w:pPr>
     </w:lvl>
-    <w:lvl w:ilvl="6" w:tplc="EBAE0B92" w:tentative="1">
+    <w:lvl w:ilvl="6" w:tplc="6D4EE0FA" w:tentative="1">
       <w:start w:val="1"/>
       <w:numFmt w:val="bullet"/>
       <w:lvlText w:val="●"/>
@@ -16019,7 +16073,7 @@
         <w:ind w:left="5040" w:hanging="360"/>
       </w:pPr>
     </w:lvl>
-    <w:lvl w:ilvl="7" w:tplc="32D8D748" w:tentative="1">
+    <w:lvl w:ilvl="7" w:tplc="6A40B5E6" w:tentative="1">
       <w:start w:val="1"/>
       <w:numFmt w:val="bullet"/>
       <w:lvlText w:val="●"/>
@@ -16028,7 +16082,7 @@
         <w:ind w:left="5760" w:hanging="360"/>
       </w:pPr>
     </w:lvl>
-    <w:lvl w:ilvl="8" w:tplc="A184BFAA" w:tentative="1">
+    <w:lvl w:ilvl="8" w:tplc="E6CEEF4E" w:tentative="1">
       <w:start w:val="1"/>
       <w:numFmt w:val="bullet"/>
       <w:lvlText w:val="●"/>
@@ -16038,80 +16092,26 @@
       </w:pPr>
     </w:lvl>
   </w:abstractNum>
-  <w:abstractNum w:abstractNumId="2" w15:restartNumberingAfterBreak="0">
-    <w:nsid w:val="44AE1B39"/>
-    <w:multiLevelType w:val="hybridMultilevel"/>
-    <w:tmpl w:val="10D2A5E4"/>
-    <w:lvl w:ilvl="0" w:tplc="A79A45D8">
-      <w:start w:val="1"/>
-      <w:numFmt w:val="decimal"/>
-      <w:lvlText w:val="%1."/>
-      <w:lvlJc w:val="left"/>
-      <w:pPr>
-        <w:ind w:left="420" w:hanging="300"/>
-      </w:pPr>
-    </w:lvl>
-    <w:lvl w:ilvl="1" w:tplc="FE3836C0">
-      <w:numFmt w:val="decimal"/>
-      <w:lvlText w:val=""/>
-      <w:lvlJc w:val="left"/>
-    </w:lvl>
-    <w:lvl w:ilvl="2" w:tplc="F42E0C5C">
-      <w:numFmt w:val="decimal"/>
-      <w:lvlText w:val=""/>
-      <w:lvlJc w:val="left"/>
-    </w:lvl>
-    <w:lvl w:ilvl="3" w:tplc="A15E378C">
-      <w:numFmt w:val="decimal"/>
-      <w:lvlText w:val=""/>
-      <w:lvlJc w:val="left"/>
-    </w:lvl>
-    <w:lvl w:ilvl="4" w:tplc="3DE028B4">
-      <w:numFmt w:val="decimal"/>
-      <w:lvlText w:val=""/>
-      <w:lvlJc w:val="left"/>
-    </w:lvl>
-    <w:lvl w:ilvl="5" w:tplc="FBD0273A">
-      <w:numFmt w:val="decimal"/>
-      <w:lvlText w:val=""/>
-      <w:lvlJc w:val="left"/>
-    </w:lvl>
-    <w:lvl w:ilvl="6" w:tplc="309C60AE">
-      <w:numFmt w:val="decimal"/>
-      <w:lvlText w:val=""/>
-      <w:lvlJc w:val="left"/>
-    </w:lvl>
-    <w:lvl w:ilvl="7" w:tplc="584E2586">
-      <w:numFmt w:val="decimal"/>
-      <w:lvlText w:val=""/>
-      <w:lvlJc w:val="left"/>
-    </w:lvl>
-    <w:lvl w:ilvl="8" w:tplc="DA9C12A6">
-      <w:numFmt w:val="decimal"/>
-      <w:lvlText w:val=""/>
-      <w:lvlJc w:val="left"/>
-    </w:lvl>
-  </w:abstractNum>
-  <w:num w:numId="1" w16cid:durableId="26569957">
+  <w:num w:numId="1" w16cid:durableId="509418217">
+    <w:abstractNumId w:val="2"/>
+    <w:lvlOverride w:ilvl="0">
+      <w:startOverride w:val="1"/>
+    </w:lvlOverride>
+  </w:num>
+  <w:num w:numId="2" w16cid:durableId="764957677">
+    <w:abstractNumId w:val="0"/>
+    <w:lvlOverride w:ilvl="0">
+      <w:startOverride w:val="1"/>
+    </w:lvlOverride>
+  </w:num>
+  <w:num w:numId="3" w16cid:durableId="447747499">
     <w:abstractNumId w:val="1"/>
     <w:lvlOverride w:ilvl="0">
       <w:startOverride w:val="1"/>
     </w:lvlOverride>
   </w:num>
-  <w:num w:numId="2" w16cid:durableId="1181552981">
-    <w:abstractNumId w:val="0"/>
-    <w:lvlOverride w:ilvl="0">
-      <w:startOverride w:val="1"/>
-    </w:lvlOverride>
-  </w:num>
-  <w:num w:numId="3" w16cid:durableId="1619140253">
-    <w:abstractNumId w:val="2"/>
-    <w:lvlOverride w:ilvl="0">
-      <w:startOverride w:val="1"/>
-    </w:lvlOverride>
-  </w:num>
-  <w:num w:numId="4" w16cid:durableId="87777222">
-    <w:abstractNumId w:val="2"/>
+  <w:num w:numId="4" w16cid:durableId="1218249276">
+    <w:abstractNumId w:val="1"/>
     <w:lvlOverride w:ilvl="0">
       <w:startOverride w:val="1"/>
     </w:lvlOverride>
@@ -16752,7 +16752,7 @@
     <w:autoRedefine/>
     <w:uiPriority w:val="39"/>
     <w:unhideWhenUsed/>
-    <w:rsid w:val="007A2D55"/>
+    <w:rsid w:val="007C3A88"/>
     <w:pPr>
       <w:spacing w:after="100"/>
     </w:pPr>
@@ -16764,7 +16764,7 @@
     <w:autoRedefine/>
     <w:uiPriority w:val="39"/>
     <w:unhideWhenUsed/>
-    <w:rsid w:val="007A2D55"/>
+    <w:rsid w:val="007C3A88"/>
     <w:pPr>
       <w:spacing w:after="100"/>
       <w:ind w:left="210"/>
